--- a/AI_for_Finance_Course/Certification_Test/AI_for_Finance_Certification_Exam_Solution.docx
+++ b/AI_for_Finance_Course/Certification_Test/AI_for_Finance_Certification_Exam_Solution.docx
@@ -32,7 +32,7 @@
         </w:rPr>
       </w:pPr>
       <w:r>
-        <w:t xml:space="preserve">PCAP Certification — Answer Key</w:t>
+        <w:t>PCAP Certification: Answer Key</w:t>
       </w:r>
     </w:p>
     <w:p>
@@ -49,7 +49,7 @@
         </w:rPr>
       </w:pPr>
       <w:r>
-        <w:t xml:space="preserve">CONFIDENTIAL — Instructor Use Only</w:t>
+        <w:t>CONFIDENTIAL: Instructor Use Only</w:t>
       </w:r>
     </w:p>
     <w:p>
@@ -143,6 +143,52 @@
         </w:rPr>
       </w:pPr>
       <w:r>
+        <w:t>Answer: D</w:t>
+      </w:r>
+    </w:p>
+    <w:p>
+      <w:pPr>
+        <w:spacing w:after="200"/>
+        <w:rPr>
+          <w:rFonts w:ascii="Arial" w:cs="Arial" w:eastAsia="Arial" w:hAnsi="Arial"/>
+          <w:color w:val="333333"/>
+          <w:sz w:val="1900"/>
+          <w:szCs w:val="1900"/>
+        </w:rPr>
+      </w:pPr>
+      <w:r>
+        <w:t xml:space="preserve">Compliance and DLP are non-negotiable; data residency ensures sensitive info stays in regulated jurisdictions.</w:t>
+      </w:r>
+    </w:p>
+    <w:p>
+      <w:pPr>
+        <w:spacing w:after="80"/>
+        <w:rPr>
+          <w:rFonts w:ascii="Arial" w:cs="Arial" w:eastAsia="Arial" w:hAnsi="Arial"/>
+          <w:b/>
+          <w:bCs/>
+          <w:color w:val="1B365D"/>
+          <w:sz w:val="2000"/>
+          <w:szCs w:val="2000"/>
+        </w:rPr>
+      </w:pPr>
+      <w:r>
+        <w:t xml:space="preserve">Q3: Real-time credit risk pipeline approach?</w:t>
+      </w:r>
+    </w:p>
+    <w:p>
+      <w:pPr>
+        <w:spacing w:after="80"/>
+        <w:rPr>
+          <w:rFonts w:ascii="Arial" w:cs="Arial" w:eastAsia="Arial" w:hAnsi="Arial"/>
+          <w:b/>
+          <w:bCs/>
+          <w:color w:val="4CAF50"/>
+          <w:sz w:val="1900"/>
+          <w:szCs w:val="1900"/>
+        </w:rPr>
+      </w:pPr>
+      <w:r>
         <w:t xml:space="preserve">Answer: B</w:t>
       </w:r>
     </w:p>
@@ -157,52 +203,6 @@
         </w:rPr>
       </w:pPr>
       <w:r>
-        <w:t xml:space="preserve">Compliance and DLP are non-negotiable; data residency ensures sensitive info stays in regulated jurisdictions.</w:t>
-      </w:r>
-    </w:p>
-    <w:p>
-      <w:pPr>
-        <w:spacing w:after="80"/>
-        <w:rPr>
-          <w:rFonts w:ascii="Arial" w:cs="Arial" w:eastAsia="Arial" w:hAnsi="Arial"/>
-          <w:b/>
-          <w:bCs/>
-          <w:color w:val="1B365D"/>
-          <w:sz w:val="2000"/>
-          <w:szCs w:val="2000"/>
-        </w:rPr>
-      </w:pPr>
-      <w:r>
-        <w:t xml:space="preserve">Q3: Real-time credit risk pipeline approach?</w:t>
-      </w:r>
-    </w:p>
-    <w:p>
-      <w:pPr>
-        <w:spacing w:after="80"/>
-        <w:rPr>
-          <w:rFonts w:ascii="Arial" w:cs="Arial" w:eastAsia="Arial" w:hAnsi="Arial"/>
-          <w:b/>
-          <w:bCs/>
-          <w:color w:val="4CAF50"/>
-          <w:sz w:val="1900"/>
-          <w:szCs w:val="1900"/>
-        </w:rPr>
-      </w:pPr>
-      <w:r>
-        <w:t xml:space="preserve">Answer: B</w:t>
-      </w:r>
-    </w:p>
-    <w:p>
-      <w:pPr>
-        <w:spacing w:after="200"/>
-        <w:rPr>
-          <w:rFonts w:ascii="Arial" w:cs="Arial" w:eastAsia="Arial" w:hAnsi="Arial"/>
-          <w:color w:val="333333"/>
-          <w:sz w:val="1900"/>
-          <w:szCs w:val="1900"/>
-        </w:rPr>
-      </w:pPr>
-      <w:r>
         <w:t xml:space="preserve">Stream processing + feature store caches for sub-second latency needed for live credit decisions.</w:t>
       </w:r>
     </w:p>
@@ -235,7 +235,7 @@
         </w:rPr>
       </w:pPr>
       <w:r>
-        <w:t xml:space="preserve">Answer: B</w:t>
+        <w:t>Answer: C</w:t>
       </w:r>
     </w:p>
     <w:p>
@@ -281,7 +281,7 @@
         </w:rPr>
       </w:pPr>
       <w:r>
-        <w:t xml:space="preserve">Answer: B</w:t>
+        <w:t>Answer: A</w:t>
       </w:r>
     </w:p>
     <w:p>
@@ -573,6 +573,98 @@
         </w:rPr>
       </w:pPr>
       <w:r>
+        <w:t>Answer: D</w:t>
+      </w:r>
+    </w:p>
+    <w:p>
+      <w:pPr>
+        <w:spacing w:after="200"/>
+        <w:rPr>
+          <w:rFonts w:ascii="Arial" w:cs="Arial" w:eastAsia="Arial" w:hAnsi="Arial"/>
+          <w:color w:val="333333"/>
+          <w:sz w:val="1900"/>
+          <w:szCs w:val="1900"/>
+        </w:rPr>
+      </w:pPr>
+      <w:r>
+        <w:t xml:space="preserve">LR has direct interpretability; XGB captures non-linearity but needs SHAP. Choose per regulatory trade-off.</w:t>
+      </w:r>
+    </w:p>
+    <w:p>
+      <w:pPr>
+        <w:spacing w:after="80"/>
+        <w:rPr>
+          <w:rFonts w:ascii="Arial" w:cs="Arial" w:eastAsia="Arial" w:hAnsi="Arial"/>
+          <w:b/>
+          <w:bCs/>
+          <w:color w:val="1B365D"/>
+          <w:sz w:val="2000"/>
+          <w:szCs w:val="2000"/>
+        </w:rPr>
+      </w:pPr>
+      <w:r>
+        <w:t xml:space="preserve">Q12: Positive SHAP value means?</w:t>
+      </w:r>
+    </w:p>
+    <w:p>
+      <w:pPr>
+        <w:spacing w:after="80"/>
+        <w:rPr>
+          <w:rFonts w:ascii="Arial" w:cs="Arial" w:eastAsia="Arial" w:hAnsi="Arial"/>
+          <w:b/>
+          <w:bCs/>
+          <w:color w:val="4CAF50"/>
+          <w:sz w:val="1900"/>
+          <w:szCs w:val="1900"/>
+        </w:rPr>
+      </w:pPr>
+      <w:r>
+        <w:t xml:space="preserve">Answer: C</w:t>
+      </w:r>
+    </w:p>
+    <w:p>
+      <w:pPr>
+        <w:spacing w:after="200"/>
+        <w:rPr>
+          <w:rFonts w:ascii="Arial" w:cs="Arial" w:eastAsia="Arial" w:hAnsi="Arial"/>
+          <w:color w:val="333333"/>
+          <w:sz w:val="1900"/>
+          <w:szCs w:val="1900"/>
+        </w:rPr>
+      </w:pPr>
+      <w:r>
+        <w:t xml:space="preserve">SHAP decomposes predictions; positive pushes above baseline mean.</w:t>
+      </w:r>
+    </w:p>
+    <w:p>
+      <w:pPr>
+        <w:spacing w:after="80"/>
+        <w:rPr>
+          <w:rFonts w:ascii="Arial" w:cs="Arial" w:eastAsia="Arial" w:hAnsi="Arial"/>
+          <w:b/>
+          <w:bCs/>
+          <w:color w:val="1B365D"/>
+          <w:sz w:val="2000"/>
+          <w:szCs w:val="2000"/>
+        </w:rPr>
+      </w:pPr>
+      <w:r>
+        <w:t xml:space="preserve">Q13: Basel III credit model validation?</w:t>
+      </w:r>
+    </w:p>
+    <w:p>
+      <w:pPr>
+        <w:spacing w:after="80"/>
+        <w:rPr>
+          <w:rFonts w:ascii="Arial" w:cs="Arial" w:eastAsia="Arial" w:hAnsi="Arial"/>
+          <w:b/>
+          <w:bCs/>
+          <w:color w:val="4CAF50"/>
+          <w:sz w:val="1900"/>
+          <w:szCs w:val="1900"/>
+        </w:rPr>
+      </w:pPr>
+      <w:r>
         <w:t xml:space="preserve">Answer: B</w:t>
       </w:r>
     </w:p>
@@ -587,69 +679,23 @@
         </w:rPr>
       </w:pPr>
       <w:r>
-        <w:t xml:space="preserve">LR has direct interpretability; XGB captures non-linearity but needs SHAP. Choose per regulatory trade-off.</w:t>
-      </w:r>
-    </w:p>
-    <w:p>
-      <w:pPr>
-        <w:spacing w:after="80"/>
-        <w:rPr>
-          <w:rFonts w:ascii="Arial" w:cs="Arial" w:eastAsia="Arial" w:hAnsi="Arial"/>
-          <w:b/>
-          <w:bCs/>
-          <w:color w:val="1B365D"/>
-          <w:sz w:val="2000"/>
-          <w:szCs w:val="2000"/>
-        </w:rPr>
-      </w:pPr>
-      <w:r>
-        <w:t xml:space="preserve">Q12: Positive SHAP value means?</w:t>
-      </w:r>
-    </w:p>
-    <w:p>
-      <w:pPr>
-        <w:spacing w:after="80"/>
-        <w:rPr>
-          <w:rFonts w:ascii="Arial" w:cs="Arial" w:eastAsia="Arial" w:hAnsi="Arial"/>
-          <w:b/>
-          <w:bCs/>
-          <w:color w:val="4CAF50"/>
-          <w:sz w:val="1900"/>
-          <w:szCs w:val="1900"/>
-        </w:rPr>
-      </w:pPr>
-      <w:r>
-        <w:t xml:space="preserve">Answer: C</w:t>
-      </w:r>
-    </w:p>
-    <w:p>
-      <w:pPr>
-        <w:spacing w:after="200"/>
-        <w:rPr>
-          <w:rFonts w:ascii="Arial" w:cs="Arial" w:eastAsia="Arial" w:hAnsi="Arial"/>
-          <w:color w:val="333333"/>
-          <w:sz w:val="1900"/>
-          <w:szCs w:val="1900"/>
-        </w:rPr>
-      </w:pPr>
-      <w:r>
-        <w:t xml:space="preserve">SHAP decomposes predictions; positive pushes above baseline mean.</w:t>
-      </w:r>
-    </w:p>
-    <w:p>
-      <w:pPr>
-        <w:spacing w:after="80"/>
-        <w:rPr>
-          <w:rFonts w:ascii="Arial" w:cs="Arial" w:eastAsia="Arial" w:hAnsi="Arial"/>
-          <w:b/>
-          <w:bCs/>
-          <w:color w:val="1B365D"/>
-          <w:sz w:val="2000"/>
-          <w:szCs w:val="2000"/>
-        </w:rPr>
-      </w:pPr>
-      <w:r>
-        <w:t xml:space="preserve">Q13: Basel III credit model validation?</w:t>
+        <w:t xml:space="preserve">Comprehensive: stability across cycles, sensitivity analysis, backtesting, independent audit.</w:t>
+      </w:r>
+    </w:p>
+    <w:p>
+      <w:pPr>
+        <w:spacing w:after="80"/>
+        <w:rPr>
+          <w:rFonts w:ascii="Arial" w:cs="Arial" w:eastAsia="Arial" w:hAnsi="Arial"/>
+          <w:b/>
+          <w:bCs/>
+          <w:color w:val="1B365D"/>
+          <w:sz w:val="2000"/>
+          <w:szCs w:val="2000"/>
+        </w:rPr>
+      </w:pPr>
+      <w:r>
+        <w:t xml:space="preserve">Q14: VaR vs ES?</w:t>
       </w:r>
     </w:p>
     <w:p>
@@ -679,23 +725,253 @@
         </w:rPr>
       </w:pPr>
       <w:r>
-        <w:t xml:space="preserve">Comprehensive: stability across cycles, sensitivity analysis, backtesting, independent audit.</w:t>
-      </w:r>
-    </w:p>
-    <w:p>
-      <w:pPr>
-        <w:spacing w:after="80"/>
-        <w:rPr>
-          <w:rFonts w:ascii="Arial" w:cs="Arial" w:eastAsia="Arial" w:hAnsi="Arial"/>
-          <w:b/>
-          <w:bCs/>
-          <w:color w:val="1B365D"/>
-          <w:sz w:val="2000"/>
-          <w:szCs w:val="2000"/>
-        </w:rPr>
-      </w:pPr>
-      <w:r>
-        <w:t xml:space="preserve">Q14: VaR vs ES?</w:t>
+        <w:t xml:space="preserve">VaR: "max loss at confidence?" ES: "loss if I exceed VaR?" VaR regulatory; ES superior for management.</w:t>
+      </w:r>
+    </w:p>
+    <w:p>
+      <w:pPr>
+        <w:spacing w:after="80"/>
+        <w:rPr>
+          <w:rFonts w:ascii="Arial" w:cs="Arial" w:eastAsia="Arial" w:hAnsi="Arial"/>
+          <w:b/>
+          <w:bCs/>
+          <w:color w:val="1B365D"/>
+          <w:sz w:val="2000"/>
+          <w:szCs w:val="2000"/>
+        </w:rPr>
+      </w:pPr>
+      <w:r>
+        <w:t xml:space="preserve">Q15: RL for portfolio rebalancing?</w:t>
+      </w:r>
+    </w:p>
+    <w:p>
+      <w:pPr>
+        <w:spacing w:after="80"/>
+        <w:rPr>
+          <w:rFonts w:ascii="Arial" w:cs="Arial" w:eastAsia="Arial" w:hAnsi="Arial"/>
+          <w:b/>
+          <w:bCs/>
+          <w:color w:val="4CAF50"/>
+          <w:sz w:val="1900"/>
+          <w:szCs w:val="1900"/>
+        </w:rPr>
+      </w:pPr>
+      <w:r>
+        <w:t xml:space="preserve">Answer: A</w:t>
+      </w:r>
+    </w:p>
+    <w:p>
+      <w:pPr>
+        <w:spacing w:after="200"/>
+        <w:rPr>
+          <w:rFonts w:ascii="Arial" w:cs="Arial" w:eastAsia="Arial" w:hAnsi="Arial"/>
+          <w:color w:val="333333"/>
+          <w:sz w:val="1900"/>
+          <w:szCs w:val="1900"/>
+        </w:rPr>
+      </w:pPr>
+      <w:r>
+        <w:t xml:space="preserve">Q-learning maps portfolio state to buy/hold/sell actions maximizing cumulative returns.</w:t>
+      </w:r>
+    </w:p>
+    <w:p>
+      <w:pPr>
+        <w:spacing w:after="80"/>
+        <w:rPr>
+          <w:rFonts w:ascii="Arial" w:cs="Arial" w:eastAsia="Arial" w:hAnsi="Arial"/>
+          <w:b/>
+          <w:bCs/>
+          <w:color w:val="1B365D"/>
+          <w:sz w:val="2000"/>
+          <w:szCs w:val="2000"/>
+        </w:rPr>
+      </w:pPr>
+      <w:r>
+        <w:t xml:space="preserve">Q16: Isolation Forest anomaly key?</w:t>
+      </w:r>
+    </w:p>
+    <w:p>
+      <w:pPr>
+        <w:spacing w:after="80"/>
+        <w:rPr>
+          <w:rFonts w:ascii="Arial" w:cs="Arial" w:eastAsia="Arial" w:hAnsi="Arial"/>
+          <w:b/>
+          <w:bCs/>
+          <w:color w:val="4CAF50"/>
+          <w:sz w:val="1900"/>
+          <w:szCs w:val="1900"/>
+        </w:rPr>
+      </w:pPr>
+      <w:r>
+        <w:t>Answer: D</w:t>
+      </w:r>
+    </w:p>
+    <w:p>
+      <w:pPr>
+        <w:spacing w:after="200"/>
+        <w:rPr>
+          <w:rFonts w:ascii="Arial" w:cs="Arial" w:eastAsia="Arial" w:hAnsi="Arial"/>
+          <w:color w:val="333333"/>
+          <w:sz w:val="1900"/>
+          <w:szCs w:val="1900"/>
+        </w:rPr>
+      </w:pPr>
+      <w:r>
+        <w:t xml:space="preserve">Anomalies rare/different, require fewer splits; normal dense points need many.</w:t>
+      </w:r>
+    </w:p>
+    <w:p>
+      <w:pPr>
+        <w:spacing w:after="80"/>
+        <w:rPr>
+          <w:rFonts w:ascii="Arial" w:cs="Arial" w:eastAsia="Arial" w:hAnsi="Arial"/>
+          <w:b/>
+          <w:bCs/>
+          <w:color w:val="1B365D"/>
+          <w:sz w:val="2000"/>
+          <w:szCs w:val="2000"/>
+        </w:rPr>
+      </w:pPr>
+      <w:r>
+        <w:t xml:space="preserve">Q17: GNN fraud detection benefits?</w:t>
+      </w:r>
+    </w:p>
+    <w:p>
+      <w:pPr>
+        <w:spacing w:after="80"/>
+        <w:rPr>
+          <w:rFonts w:ascii="Arial" w:cs="Arial" w:eastAsia="Arial" w:hAnsi="Arial"/>
+          <w:b/>
+          <w:bCs/>
+          <w:color w:val="4CAF50"/>
+          <w:sz w:val="1900"/>
+          <w:szCs w:val="1900"/>
+        </w:rPr>
+      </w:pPr>
+      <w:r>
+        <w:t xml:space="preserve">Answer: A</w:t>
+      </w:r>
+    </w:p>
+    <w:p>
+      <w:pPr>
+        <w:spacing w:after="200"/>
+        <w:rPr>
+          <w:rFonts w:ascii="Arial" w:cs="Arial" w:eastAsia="Arial" w:hAnsi="Arial"/>
+          <w:color w:val="333333"/>
+          <w:sz w:val="1900"/>
+          <w:szCs w:val="1900"/>
+        </w:rPr>
+      </w:pPr>
+      <w:r>
+        <w:t xml:space="preserve">GNNs model edges between accounts; capture circular transfers, money laundering rings.</w:t>
+      </w:r>
+    </w:p>
+    <w:p>
+      <w:pPr>
+        <w:spacing w:after="80"/>
+        <w:rPr>
+          <w:rFonts w:ascii="Arial" w:cs="Arial" w:eastAsia="Arial" w:hAnsi="Arial"/>
+          <w:b/>
+          <w:bCs/>
+          <w:color w:val="1B365D"/>
+          <w:sz w:val="2000"/>
+          <w:szCs w:val="2000"/>
+        </w:rPr>
+      </w:pPr>
+      <w:r>
+        <w:t xml:space="preserve">Q18: Autoencoder anomaly threshold?</w:t>
+      </w:r>
+    </w:p>
+    <w:p>
+      <w:pPr>
+        <w:spacing w:after="80"/>
+        <w:rPr>
+          <w:rFonts w:ascii="Arial" w:cs="Arial" w:eastAsia="Arial" w:hAnsi="Arial"/>
+          <w:b/>
+          <w:bCs/>
+          <w:color w:val="4CAF50"/>
+          <w:sz w:val="1900"/>
+          <w:szCs w:val="1900"/>
+        </w:rPr>
+      </w:pPr>
+      <w:r>
+        <w:t>Answer: C</w:t>
+      </w:r>
+    </w:p>
+    <w:p>
+      <w:pPr>
+        <w:spacing w:after="200"/>
+        <w:rPr>
+          <w:rFonts w:ascii="Arial" w:cs="Arial" w:eastAsia="Arial" w:hAnsi="Arial"/>
+          <w:color w:val="333333"/>
+          <w:sz w:val="1900"/>
+          <w:szCs w:val="1900"/>
+        </w:rPr>
+      </w:pPr>
+      <w:r>
+        <w:t xml:space="preserve">Threshold = percentile on normal training data; higher error indicates anomaly.</w:t>
+      </w:r>
+    </w:p>
+    <w:p>
+      <w:pPr>
+        <w:spacing w:after="80"/>
+        <w:rPr>
+          <w:rFonts w:ascii="Arial" w:cs="Arial" w:eastAsia="Arial" w:hAnsi="Arial"/>
+          <w:b/>
+          <w:bCs/>
+          <w:color w:val="1B365D"/>
+          <w:sz w:val="2000"/>
+          <w:szCs w:val="2000"/>
+        </w:rPr>
+      </w:pPr>
+      <w:r>
+        <w:t xml:space="preserve">Q19: GAN stress scenarios?</w:t>
+      </w:r>
+    </w:p>
+    <w:p>
+      <w:pPr>
+        <w:spacing w:after="80"/>
+        <w:rPr>
+          <w:rFonts w:ascii="Arial" w:cs="Arial" w:eastAsia="Arial" w:hAnsi="Arial"/>
+          <w:b/>
+          <w:bCs/>
+          <w:color w:val="4CAF50"/>
+          <w:sz w:val="1900"/>
+          <w:szCs w:val="1900"/>
+        </w:rPr>
+      </w:pPr>
+      <w:r>
+        <w:t xml:space="preserve">Answer: A</w:t>
+      </w:r>
+    </w:p>
+    <w:p>
+      <w:pPr>
+        <w:spacing w:after="200"/>
+        <w:rPr>
+          <w:rFonts w:ascii="Arial" w:cs="Arial" w:eastAsia="Arial" w:hAnsi="Arial"/>
+          <w:color w:val="333333"/>
+          <w:sz w:val="1900"/>
+          <w:szCs w:val="1900"/>
+        </w:rPr>
+      </w:pPr>
+      <w:r>
+        <w:t xml:space="preserve">GANs generate synthetic extreme scenarios augmenting traditional deterministic ones.</w:t>
+      </w:r>
+    </w:p>
+    <w:p>
+      <w:pPr>
+        <w:spacing w:after="80"/>
+        <w:rPr>
+          <w:rFonts w:ascii="Arial" w:cs="Arial" w:eastAsia="Arial" w:hAnsi="Arial"/>
+          <w:b/>
+          <w:bCs/>
+          <w:color w:val="1B365D"/>
+          <w:sz w:val="2000"/>
+          <w:szCs w:val="2000"/>
+        </w:rPr>
+      </w:pPr>
+      <w:r>
+        <w:t xml:space="preserve">Q20: CCAR compliance?</w:t>
       </w:r>
     </w:p>
     <w:p>
@@ -725,69 +1001,69 @@
         </w:rPr>
       </w:pPr>
       <w:r>
-        <w:t xml:space="preserve">VaR: "max loss at confidence?" ES: "loss if I exceed VaR?" VaR regulatory; ES superior for management.</w:t>
-      </w:r>
-    </w:p>
-    <w:p>
-      <w:pPr>
-        <w:spacing w:after="80"/>
-        <w:rPr>
-          <w:rFonts w:ascii="Arial" w:cs="Arial" w:eastAsia="Arial" w:hAnsi="Arial"/>
-          <w:b/>
-          <w:bCs/>
-          <w:color w:val="1B365D"/>
-          <w:sz w:val="2000"/>
-          <w:szCs w:val="2000"/>
-        </w:rPr>
-      </w:pPr>
-      <w:r>
-        <w:t xml:space="preserve">Q15: RL for portfolio rebalancing?</w:t>
-      </w:r>
-    </w:p>
-    <w:p>
-      <w:pPr>
-        <w:spacing w:after="80"/>
-        <w:rPr>
-          <w:rFonts w:ascii="Arial" w:cs="Arial" w:eastAsia="Arial" w:hAnsi="Arial"/>
-          <w:b/>
-          <w:bCs/>
-          <w:color w:val="4CAF50"/>
-          <w:sz w:val="1900"/>
-          <w:szCs w:val="1900"/>
-        </w:rPr>
-      </w:pPr>
-      <w:r>
-        <w:t xml:space="preserve">Answer: A</w:t>
-      </w:r>
-    </w:p>
-    <w:p>
-      <w:pPr>
-        <w:spacing w:after="200"/>
-        <w:rPr>
-          <w:rFonts w:ascii="Arial" w:cs="Arial" w:eastAsia="Arial" w:hAnsi="Arial"/>
-          <w:color w:val="333333"/>
-          <w:sz w:val="1900"/>
-          <w:szCs w:val="1900"/>
-        </w:rPr>
-      </w:pPr>
-      <w:r>
-        <w:t xml:space="preserve">Q-learning maps portfolio state to buy/hold/sell actions maximizing cumulative returns.</w:t>
-      </w:r>
-    </w:p>
-    <w:p>
-      <w:pPr>
-        <w:spacing w:after="80"/>
-        <w:rPr>
-          <w:rFonts w:ascii="Arial" w:cs="Arial" w:eastAsia="Arial" w:hAnsi="Arial"/>
-          <w:b/>
-          <w:bCs/>
-          <w:color w:val="1B365D"/>
-          <w:sz w:val="2000"/>
-          <w:szCs w:val="2000"/>
-        </w:rPr>
-      </w:pPr>
-      <w:r>
-        <w:t xml:space="preserve">Q16: Isolation Forest anomaly key?</w:t>
+        <w:t xml:space="preserve">Comprehensive: documentation, validation across recessions, stress testing, external audit.</w:t>
+      </w:r>
+    </w:p>
+    <w:p>
+      <w:pPr>
+        <w:spacing w:after="80"/>
+        <w:rPr>
+          <w:rFonts w:ascii="Arial" w:cs="Arial" w:eastAsia="Arial" w:hAnsi="Arial"/>
+          <w:b/>
+          <w:bCs/>
+          <w:color w:val="1B365D"/>
+          <w:sz w:val="2000"/>
+          <w:szCs w:val="2000"/>
+        </w:rPr>
+      </w:pPr>
+      <w:r>
+        <w:t xml:space="preserve">Q21: Cross-institution model comparison?</w:t>
+      </w:r>
+    </w:p>
+    <w:p>
+      <w:pPr>
+        <w:spacing w:after="80"/>
+        <w:rPr>
+          <w:rFonts w:ascii="Arial" w:cs="Arial" w:eastAsia="Arial" w:hAnsi="Arial"/>
+          <w:b/>
+          <w:bCs/>
+          <w:color w:val="4CAF50"/>
+          <w:sz w:val="1900"/>
+          <w:szCs w:val="1900"/>
+        </w:rPr>
+      </w:pPr>
+      <w:r>
+        <w:t>Answer: D</w:t>
+      </w:r>
+    </w:p>
+    <w:p>
+      <w:pPr>
+        <w:spacing w:after="200"/>
+        <w:rPr>
+          <w:rFonts w:ascii="Arial" w:cs="Arial" w:eastAsia="Arial" w:hAnsi="Arial"/>
+          <w:color w:val="333333"/>
+          <w:sz w:val="1900"/>
+          <w:szCs w:val="1900"/>
+        </w:rPr>
+      </w:pPr>
+      <w:r>
+        <w:t xml:space="preserve">Threshold-independent metrics robust to class imbalance and portfolio differences.</w:t>
+      </w:r>
+    </w:p>
+    <w:p>
+      <w:pPr>
+        <w:spacing w:after="80"/>
+        <w:rPr>
+          <w:rFonts w:ascii="Arial" w:cs="Arial" w:eastAsia="Arial" w:hAnsi="Arial"/>
+          <w:b/>
+          <w:bCs/>
+          <w:color w:val="1B365D"/>
+          <w:sz w:val="2000"/>
+          <w:szCs w:val="2000"/>
+        </w:rPr>
+      </w:pPr>
+      <w:r>
+        <w:t xml:space="preserve">Q22: 1% PD observed vs 5% actual?</w:t>
       </w:r>
     </w:p>
     <w:p>
@@ -817,69 +1093,69 @@
         </w:rPr>
       </w:pPr>
       <w:r>
-        <w:t xml:space="preserve">Anomalies rare/different, require fewer splits; normal dense points need many.</w:t>
-      </w:r>
-    </w:p>
-    <w:p>
-      <w:pPr>
-        <w:spacing w:after="80"/>
-        <w:rPr>
-          <w:rFonts w:ascii="Arial" w:cs="Arial" w:eastAsia="Arial" w:hAnsi="Arial"/>
-          <w:b/>
-          <w:bCs/>
-          <w:color w:val="1B365D"/>
-          <w:sz w:val="2000"/>
-          <w:szCs w:val="2000"/>
-        </w:rPr>
-      </w:pPr>
-      <w:r>
-        <w:t xml:space="preserve">Q17: GNN fraud detection benefits?</w:t>
-      </w:r>
-    </w:p>
-    <w:p>
-      <w:pPr>
-        <w:spacing w:after="80"/>
-        <w:rPr>
-          <w:rFonts w:ascii="Arial" w:cs="Arial" w:eastAsia="Arial" w:hAnsi="Arial"/>
-          <w:b/>
-          <w:bCs/>
-          <w:color w:val="4CAF50"/>
-          <w:sz w:val="1900"/>
-          <w:szCs w:val="1900"/>
-        </w:rPr>
-      </w:pPr>
-      <w:r>
-        <w:t xml:space="preserve">Answer: A</w:t>
-      </w:r>
-    </w:p>
-    <w:p>
-      <w:pPr>
-        <w:spacing w:after="200"/>
-        <w:rPr>
-          <w:rFonts w:ascii="Arial" w:cs="Arial" w:eastAsia="Arial" w:hAnsi="Arial"/>
-          <w:color w:val="333333"/>
-          <w:sz w:val="1900"/>
-          <w:szCs w:val="1900"/>
-        </w:rPr>
-      </w:pPr>
-      <w:r>
-        <w:t xml:space="preserve">GNNs model edges between accounts; capture circular transfers, money laundering rings.</w:t>
-      </w:r>
-    </w:p>
-    <w:p>
-      <w:pPr>
-        <w:spacing w:after="80"/>
-        <w:rPr>
-          <w:rFonts w:ascii="Arial" w:cs="Arial" w:eastAsia="Arial" w:hAnsi="Arial"/>
-          <w:b/>
-          <w:bCs/>
-          <w:color w:val="1B365D"/>
-          <w:sz w:val="2000"/>
-          <w:szCs w:val="2000"/>
-        </w:rPr>
-      </w:pPr>
-      <w:r>
-        <w:t xml:space="preserve">Q18: Autoencoder anomaly threshold?</w:t>
+        <w:t xml:space="preserve">5x difference indicates drift from economic cycle, portfolio shift, or feature degradation.</w:t>
+      </w:r>
+    </w:p>
+    <w:p>
+      <w:pPr>
+        <w:spacing w:after="80"/>
+        <w:rPr>
+          <w:rFonts w:ascii="Arial" w:cs="Arial" w:eastAsia="Arial" w:hAnsi="Arial"/>
+          <w:b/>
+          <w:bCs/>
+          <w:color w:val="1B365D"/>
+          <w:sz w:val="2000"/>
+          <w:szCs w:val="2000"/>
+        </w:rPr>
+      </w:pPr>
+      <w:r>
+        <w:t xml:space="preserve">Q23: Extreme portfolio losses?</w:t>
+      </w:r>
+    </w:p>
+    <w:p>
+      <w:pPr>
+        <w:spacing w:after="80"/>
+        <w:rPr>
+          <w:rFonts w:ascii="Arial" w:cs="Arial" w:eastAsia="Arial" w:hAnsi="Arial"/>
+          <w:b/>
+          <w:bCs/>
+          <w:color w:val="4CAF50"/>
+          <w:sz w:val="1900"/>
+          <w:szCs w:val="1900"/>
+        </w:rPr>
+      </w:pPr>
+      <w:r>
+        <w:t>Answer: C</w:t>
+      </w:r>
+    </w:p>
+    <w:p>
+      <w:pPr>
+        <w:spacing w:after="200"/>
+        <w:rPr>
+          <w:rFonts w:ascii="Arial" w:cs="Arial" w:eastAsia="Arial" w:hAnsi="Arial"/>
+          <w:color w:val="333333"/>
+          <w:sz w:val="1900"/>
+          <w:szCs w:val="1900"/>
+        </w:rPr>
+      </w:pPr>
+      <w:r>
+        <w:t xml:space="preserve">Fat tails: use Student-t, Generalized Pareto, or Extreme Value Theory.</w:t>
+      </w:r>
+    </w:p>
+    <w:p>
+      <w:pPr>
+        <w:spacing w:after="80"/>
+        <w:rPr>
+          <w:rFonts w:ascii="Arial" w:cs="Arial" w:eastAsia="Arial" w:hAnsi="Arial"/>
+          <w:b/>
+          <w:bCs/>
+          <w:color w:val="1B365D"/>
+          <w:sz w:val="2000"/>
+          <w:szCs w:val="2000"/>
+        </w:rPr>
+      </w:pPr>
+      <w:r>
+        <w:t xml:space="preserve">Q24: Operational risk vs LDA?</w:t>
       </w:r>
     </w:p>
     <w:p>
@@ -909,282 +1185,6 @@
         </w:rPr>
       </w:pPr>
       <w:r>
-        <w:t xml:space="preserve">Threshold = percentile on normal training data; higher error indicates anomaly.</w:t>
-      </w:r>
-    </w:p>
-    <w:p>
-      <w:pPr>
-        <w:spacing w:after="80"/>
-        <w:rPr>
-          <w:rFonts w:ascii="Arial" w:cs="Arial" w:eastAsia="Arial" w:hAnsi="Arial"/>
-          <w:b/>
-          <w:bCs/>
-          <w:color w:val="1B365D"/>
-          <w:sz w:val="2000"/>
-          <w:szCs w:val="2000"/>
-        </w:rPr>
-      </w:pPr>
-      <w:r>
-        <w:t xml:space="preserve">Q19: GAN stress scenarios?</w:t>
-      </w:r>
-    </w:p>
-    <w:p>
-      <w:pPr>
-        <w:spacing w:after="80"/>
-        <w:rPr>
-          <w:rFonts w:ascii="Arial" w:cs="Arial" w:eastAsia="Arial" w:hAnsi="Arial"/>
-          <w:b/>
-          <w:bCs/>
-          <w:color w:val="4CAF50"/>
-          <w:sz w:val="1900"/>
-          <w:szCs w:val="1900"/>
-        </w:rPr>
-      </w:pPr>
-      <w:r>
-        <w:t xml:space="preserve">Answer: A</w:t>
-      </w:r>
-    </w:p>
-    <w:p>
-      <w:pPr>
-        <w:spacing w:after="200"/>
-        <w:rPr>
-          <w:rFonts w:ascii="Arial" w:cs="Arial" w:eastAsia="Arial" w:hAnsi="Arial"/>
-          <w:color w:val="333333"/>
-          <w:sz w:val="1900"/>
-          <w:szCs w:val="1900"/>
-        </w:rPr>
-      </w:pPr>
-      <w:r>
-        <w:t xml:space="preserve">GANs generate synthetic extreme scenarios augmenting traditional deterministic ones.</w:t>
-      </w:r>
-    </w:p>
-    <w:p>
-      <w:pPr>
-        <w:spacing w:after="80"/>
-        <w:rPr>
-          <w:rFonts w:ascii="Arial" w:cs="Arial" w:eastAsia="Arial" w:hAnsi="Arial"/>
-          <w:b/>
-          <w:bCs/>
-          <w:color w:val="1B365D"/>
-          <w:sz w:val="2000"/>
-          <w:szCs w:val="2000"/>
-        </w:rPr>
-      </w:pPr>
-      <w:r>
-        <w:t xml:space="preserve">Q20: CCAR compliance?</w:t>
-      </w:r>
-    </w:p>
-    <w:p>
-      <w:pPr>
-        <w:spacing w:after="80"/>
-        <w:rPr>
-          <w:rFonts w:ascii="Arial" w:cs="Arial" w:eastAsia="Arial" w:hAnsi="Arial"/>
-          <w:b/>
-          <w:bCs/>
-          <w:color w:val="4CAF50"/>
-          <w:sz w:val="1900"/>
-          <w:szCs w:val="1900"/>
-        </w:rPr>
-      </w:pPr>
-      <w:r>
-        <w:t xml:space="preserve">Answer: B</w:t>
-      </w:r>
-    </w:p>
-    <w:p>
-      <w:pPr>
-        <w:spacing w:after="200"/>
-        <w:rPr>
-          <w:rFonts w:ascii="Arial" w:cs="Arial" w:eastAsia="Arial" w:hAnsi="Arial"/>
-          <w:color w:val="333333"/>
-          <w:sz w:val="1900"/>
-          <w:szCs w:val="1900"/>
-        </w:rPr>
-      </w:pPr>
-      <w:r>
-        <w:t xml:space="preserve">Comprehensive: documentation, validation across recessions, stress testing, external audit.</w:t>
-      </w:r>
-    </w:p>
-    <w:p>
-      <w:pPr>
-        <w:spacing w:after="80"/>
-        <w:rPr>
-          <w:rFonts w:ascii="Arial" w:cs="Arial" w:eastAsia="Arial" w:hAnsi="Arial"/>
-          <w:b/>
-          <w:bCs/>
-          <w:color w:val="1B365D"/>
-          <w:sz w:val="2000"/>
-          <w:szCs w:val="2000"/>
-        </w:rPr>
-      </w:pPr>
-      <w:r>
-        <w:t xml:space="preserve">Q21: Cross-institution model comparison?</w:t>
-      </w:r>
-    </w:p>
-    <w:p>
-      <w:pPr>
-        <w:spacing w:after="80"/>
-        <w:rPr>
-          <w:rFonts w:ascii="Arial" w:cs="Arial" w:eastAsia="Arial" w:hAnsi="Arial"/>
-          <w:b/>
-          <w:bCs/>
-          <w:color w:val="4CAF50"/>
-          <w:sz w:val="1900"/>
-          <w:szCs w:val="1900"/>
-        </w:rPr>
-      </w:pPr>
-      <w:r>
-        <w:t xml:space="preserve">Answer: B</w:t>
-      </w:r>
-    </w:p>
-    <w:p>
-      <w:pPr>
-        <w:spacing w:after="200"/>
-        <w:rPr>
-          <w:rFonts w:ascii="Arial" w:cs="Arial" w:eastAsia="Arial" w:hAnsi="Arial"/>
-          <w:color w:val="333333"/>
-          <w:sz w:val="1900"/>
-          <w:szCs w:val="1900"/>
-        </w:rPr>
-      </w:pPr>
-      <w:r>
-        <w:t xml:space="preserve">Threshold-independent metrics robust to class imbalance and portfolio differences.</w:t>
-      </w:r>
-    </w:p>
-    <w:p>
-      <w:pPr>
-        <w:spacing w:after="80"/>
-        <w:rPr>
-          <w:rFonts w:ascii="Arial" w:cs="Arial" w:eastAsia="Arial" w:hAnsi="Arial"/>
-          <w:b/>
-          <w:bCs/>
-          <w:color w:val="1B365D"/>
-          <w:sz w:val="2000"/>
-          <w:szCs w:val="2000"/>
-        </w:rPr>
-      </w:pPr>
-      <w:r>
-        <w:t xml:space="preserve">Q22: 1% PD observed vs 5% actual?</w:t>
-      </w:r>
-    </w:p>
-    <w:p>
-      <w:pPr>
-        <w:spacing w:after="80"/>
-        <w:rPr>
-          <w:rFonts w:ascii="Arial" w:cs="Arial" w:eastAsia="Arial" w:hAnsi="Arial"/>
-          <w:b/>
-          <w:bCs/>
-          <w:color w:val="4CAF50"/>
-          <w:sz w:val="1900"/>
-          <w:szCs w:val="1900"/>
-        </w:rPr>
-      </w:pPr>
-      <w:r>
-        <w:t xml:space="preserve">Answer: B</w:t>
-      </w:r>
-    </w:p>
-    <w:p>
-      <w:pPr>
-        <w:spacing w:after="200"/>
-        <w:rPr>
-          <w:rFonts w:ascii="Arial" w:cs="Arial" w:eastAsia="Arial" w:hAnsi="Arial"/>
-          <w:color w:val="333333"/>
-          <w:sz w:val="1900"/>
-          <w:szCs w:val="1900"/>
-        </w:rPr>
-      </w:pPr>
-      <w:r>
-        <w:t xml:space="preserve">5x difference indicates drift from economic cycle, portfolio shift, or feature degradation.</w:t>
-      </w:r>
-    </w:p>
-    <w:p>
-      <w:pPr>
-        <w:spacing w:after="80"/>
-        <w:rPr>
-          <w:rFonts w:ascii="Arial" w:cs="Arial" w:eastAsia="Arial" w:hAnsi="Arial"/>
-          <w:b/>
-          <w:bCs/>
-          <w:color w:val="1B365D"/>
-          <w:sz w:val="2000"/>
-          <w:szCs w:val="2000"/>
-        </w:rPr>
-      </w:pPr>
-      <w:r>
-        <w:t xml:space="preserve">Q23: Extreme portfolio losses?</w:t>
-      </w:r>
-    </w:p>
-    <w:p>
-      <w:pPr>
-        <w:spacing w:after="80"/>
-        <w:rPr>
-          <w:rFonts w:ascii="Arial" w:cs="Arial" w:eastAsia="Arial" w:hAnsi="Arial"/>
-          <w:b/>
-          <w:bCs/>
-          <w:color w:val="4CAF50"/>
-          <w:sz w:val="1900"/>
-          <w:szCs w:val="1900"/>
-        </w:rPr>
-      </w:pPr>
-      <w:r>
-        <w:t xml:space="preserve">Answer: B</w:t>
-      </w:r>
-    </w:p>
-    <w:p>
-      <w:pPr>
-        <w:spacing w:after="200"/>
-        <w:rPr>
-          <w:rFonts w:ascii="Arial" w:cs="Arial" w:eastAsia="Arial" w:hAnsi="Arial"/>
-          <w:color w:val="333333"/>
-          <w:sz w:val="1900"/>
-          <w:szCs w:val="1900"/>
-        </w:rPr>
-      </w:pPr>
-      <w:r>
-        <w:t xml:space="preserve">Fat tails: use Student-t, Generalized Pareto, or Extreme Value Theory.</w:t>
-      </w:r>
-    </w:p>
-    <w:p>
-      <w:pPr>
-        <w:spacing w:after="80"/>
-        <w:rPr>
-          <w:rFonts w:ascii="Arial" w:cs="Arial" w:eastAsia="Arial" w:hAnsi="Arial"/>
-          <w:b/>
-          <w:bCs/>
-          <w:color w:val="1B365D"/>
-          <w:sz w:val="2000"/>
-          <w:szCs w:val="2000"/>
-        </w:rPr>
-      </w:pPr>
-      <w:r>
-        <w:t xml:space="preserve">Q24: Operational risk vs LDA?</w:t>
-      </w:r>
-    </w:p>
-    <w:p>
-      <w:pPr>
-        <w:spacing w:after="80"/>
-        <w:rPr>
-          <w:rFonts w:ascii="Arial" w:cs="Arial" w:eastAsia="Arial" w:hAnsi="Arial"/>
-          <w:b/>
-          <w:bCs/>
-          <w:color w:val="4CAF50"/>
-          <w:sz w:val="1900"/>
-          <w:szCs w:val="1900"/>
-        </w:rPr>
-      </w:pPr>
-      <w:r>
-        <w:t xml:space="preserve">Answer: B</w:t>
-      </w:r>
-    </w:p>
-    <w:p>
-      <w:pPr>
-        <w:spacing w:after="200"/>
-        <w:rPr>
-          <w:rFonts w:ascii="Arial" w:cs="Arial" w:eastAsia="Arial" w:hAnsi="Arial"/>
-          <w:color w:val="333333"/>
-          <w:sz w:val="1900"/>
-          <w:szCs w:val="1900"/>
-        </w:rPr>
-      </w:pPr>
-      <w:r>
         <w:t xml:space="preserve">Rare events make LDA sparse; ML identifies signals, supplements data, enables scenarios.</w:t>
       </w:r>
     </w:p>
@@ -1217,7 +1217,7 @@
         </w:rPr>
       </w:pPr>
       <w:r>
-        <w:t xml:space="preserve">Answer: B</w:t>
+        <w:t>Answer: D</w:t>
       </w:r>
     </w:p>
     <w:p>
@@ -1325,6 +1325,52 @@
         </w:rPr>
       </w:pPr>
       <w:r>
+        <w:t>Answer: A</w:t>
+      </w:r>
+    </w:p>
+    <w:p>
+      <w:pPr>
+        <w:spacing w:after="200"/>
+        <w:rPr>
+          <w:rFonts w:ascii="Arial" w:cs="Arial" w:eastAsia="Arial" w:hAnsi="Arial"/>
+          <w:color w:val="333333"/>
+          <w:sz w:val="1900"/>
+          <w:szCs w:val="1900"/>
+        </w:rPr>
+      </w:pPr>
+      <w:r>
+        <w:t xml:space="preserve">TFT: attention for importance, quantile regression, parallel processing (not sequential).</w:t>
+      </w:r>
+    </w:p>
+    <w:p>
+      <w:pPr>
+        <w:spacing w:after="80"/>
+        <w:rPr>
+          <w:rFonts w:ascii="Arial" w:cs="Arial" w:eastAsia="Arial" w:hAnsi="Arial"/>
+          <w:b/>
+          <w:bCs/>
+          <w:color w:val="1B365D"/>
+          <w:sz w:val="2000"/>
+          <w:szCs w:val="2000"/>
+        </w:rPr>
+      </w:pPr>
+      <w:r>
+        <w:t xml:space="preserve">Q28: Stacking ensemble key?</w:t>
+      </w:r>
+    </w:p>
+    <w:p>
+      <w:pPr>
+        <w:spacing w:after="80"/>
+        <w:rPr>
+          <w:rFonts w:ascii="Arial" w:cs="Arial" w:eastAsia="Arial" w:hAnsi="Arial"/>
+          <w:b/>
+          <w:bCs/>
+          <w:color w:val="4CAF50"/>
+          <w:sz w:val="1900"/>
+          <w:szCs w:val="1900"/>
+        </w:rPr>
+      </w:pPr>
+      <w:r>
         <w:t xml:space="preserve">Answer: B</w:t>
       </w:r>
     </w:p>
@@ -1339,23 +1385,69 @@
         </w:rPr>
       </w:pPr>
       <w:r>
-        <w:t xml:space="preserve">TFT: attention for importance, quantile regression, parallel processing (not sequential).</w:t>
-      </w:r>
-    </w:p>
-    <w:p>
-      <w:pPr>
-        <w:spacing w:after="80"/>
-        <w:rPr>
-          <w:rFonts w:ascii="Arial" w:cs="Arial" w:eastAsia="Arial" w:hAnsi="Arial"/>
-          <w:b/>
-          <w:bCs/>
-          <w:color w:val="1B365D"/>
-          <w:sz w:val="2000"/>
-          <w:szCs w:val="2000"/>
-        </w:rPr>
-      </w:pPr>
-      <w:r>
-        <w:t xml:space="preserve">Q28: Stacking ensemble key?</w:t>
+        <w:t xml:space="preserve">Success requires low base correlation, meta-learner capacity, proper CV preventing leakage.</w:t>
+      </w:r>
+    </w:p>
+    <w:p>
+      <w:pPr>
+        <w:spacing w:after="80"/>
+        <w:rPr>
+          <w:rFonts w:ascii="Arial" w:cs="Arial" w:eastAsia="Arial" w:hAnsi="Arial"/>
+          <w:b/>
+          <w:bCs/>
+          <w:color w:val="1B365D"/>
+          <w:sz w:val="2000"/>
+          <w:szCs w:val="2000"/>
+        </w:rPr>
+      </w:pPr>
+      <w:r>
+        <w:t xml:space="preserve">Q29: Conformal prediction?</w:t>
+      </w:r>
+    </w:p>
+    <w:p>
+      <w:pPr>
+        <w:spacing w:after="80"/>
+        <w:rPr>
+          <w:rFonts w:ascii="Arial" w:cs="Arial" w:eastAsia="Arial" w:hAnsi="Arial"/>
+          <w:b/>
+          <w:bCs/>
+          <w:color w:val="4CAF50"/>
+          <w:sz w:val="1900"/>
+          <w:szCs w:val="1900"/>
+        </w:rPr>
+      </w:pPr>
+      <w:r>
+        <w:t>Answer: C</w:t>
+      </w:r>
+    </w:p>
+    <w:p>
+      <w:pPr>
+        <w:spacing w:after="200"/>
+        <w:rPr>
+          <w:rFonts w:ascii="Arial" w:cs="Arial" w:eastAsia="Arial" w:hAnsi="Arial"/>
+          <w:color w:val="333333"/>
+          <w:sz w:val="1900"/>
+          <w:szCs w:val="1900"/>
+        </w:rPr>
+      </w:pPr>
+      <w:r>
+        <w:t xml:space="preserve">Distribution-free intervals guaranteed to contain true value at specified probability.</w:t>
+      </w:r>
+    </w:p>
+    <w:p>
+      <w:pPr>
+        <w:spacing w:after="80"/>
+        <w:rPr>
+          <w:rFonts w:ascii="Arial" w:cs="Arial" w:eastAsia="Arial" w:hAnsi="Arial"/>
+          <w:b/>
+          <w:bCs/>
+          <w:color w:val="1B365D"/>
+          <w:sz w:val="2000"/>
+          <w:szCs w:val="2000"/>
+        </w:rPr>
+      </w:pPr>
+      <w:r>
+        <w:t xml:space="preserve">Q30: Walk-forward vs k-fold TS?</w:t>
       </w:r>
     </w:p>
     <w:p>
@@ -1385,23 +1477,207 @@
         </w:rPr>
       </w:pPr>
       <w:r>
-        <w:t xml:space="preserve">Success requires low base correlation, meta-learner capacity, proper CV preventing leakage.</w:t>
-      </w:r>
-    </w:p>
-    <w:p>
-      <w:pPr>
-        <w:spacing w:after="80"/>
-        <w:rPr>
-          <w:rFonts w:ascii="Arial" w:cs="Arial" w:eastAsia="Arial" w:hAnsi="Arial"/>
-          <w:b/>
-          <w:bCs/>
-          <w:color w:val="1B365D"/>
-          <w:sz w:val="2000"/>
-          <w:szCs w:val="2000"/>
-        </w:rPr>
-      </w:pPr>
-      <w:r>
-        <w:t xml:space="preserve">Q29: Conformal prediction?</w:t>
+        <w:t xml:space="preserve">Walk-forward: training precedes test; k-fold shuffles violating temporal order.</w:t>
+      </w:r>
+    </w:p>
+    <w:p>
+      <w:pPr>
+        <w:spacing w:after="80"/>
+        <w:rPr>
+          <w:rFonts w:ascii="Arial" w:cs="Arial" w:eastAsia="Arial" w:hAnsi="Arial"/>
+          <w:b/>
+          <w:bCs/>
+          <w:color w:val="1B365D"/>
+          <w:sz w:val="2000"/>
+          <w:szCs w:val="2000"/>
+        </w:rPr>
+      </w:pPr>
+      <w:r>
+        <w:t xml:space="preserve">Q31: Equity forecast metric?</w:t>
+      </w:r>
+    </w:p>
+    <w:p>
+      <w:pPr>
+        <w:spacing w:after="80"/>
+        <w:rPr>
+          <w:rFonts w:ascii="Arial" w:cs="Arial" w:eastAsia="Arial" w:hAnsi="Arial"/>
+          <w:b/>
+          <w:bCs/>
+          <w:color w:val="4CAF50"/>
+          <w:sz w:val="1900"/>
+          <w:szCs w:val="1900"/>
+        </w:rPr>
+      </w:pPr>
+      <w:r>
+        <w:t>Answer: D</w:t>
+      </w:r>
+    </w:p>
+    <w:p>
+      <w:pPr>
+        <w:spacing w:after="200"/>
+        <w:rPr>
+          <w:rFonts w:ascii="Arial" w:cs="Arial" w:eastAsia="Arial" w:hAnsi="Arial"/>
+          <w:color w:val="333333"/>
+          <w:sz w:val="1900"/>
+          <w:szCs w:val="1900"/>
+        </w:rPr>
+      </w:pPr>
+      <w:r>
+        <w:t xml:space="preserve">IC measures ranking: "do forecasts order assets correctly?" Crucial for portfolio construction.</w:t>
+      </w:r>
+    </w:p>
+    <w:p>
+      <w:pPr>
+        <w:spacing w:after="80"/>
+        <w:rPr>
+          <w:rFonts w:ascii="Arial" w:cs="Arial" w:eastAsia="Arial" w:hAnsi="Arial"/>
+          <w:b/>
+          <w:bCs/>
+          <w:color w:val="1B365D"/>
+          <w:sz w:val="2000"/>
+          <w:szCs w:val="2000"/>
+        </w:rPr>
+      </w:pPr>
+      <w:r>
+        <w:t xml:space="preserve">Q32: Sharpe ratio?</w:t>
+      </w:r>
+    </w:p>
+    <w:p>
+      <w:pPr>
+        <w:spacing w:after="80"/>
+        <w:rPr>
+          <w:rFonts w:ascii="Arial" w:cs="Arial" w:eastAsia="Arial" w:hAnsi="Arial"/>
+          <w:b/>
+          <w:bCs/>
+          <w:color w:val="4CAF50"/>
+          <w:sz w:val="1900"/>
+          <w:szCs w:val="1900"/>
+        </w:rPr>
+      </w:pPr>
+      <w:r>
+        <w:t xml:space="preserve">Answer: A</w:t>
+      </w:r>
+    </w:p>
+    <w:p>
+      <w:pPr>
+        <w:spacing w:after="200"/>
+        <w:rPr>
+          <w:rFonts w:ascii="Arial" w:cs="Arial" w:eastAsia="Arial" w:hAnsi="Arial"/>
+          <w:color w:val="333333"/>
+          <w:sz w:val="1900"/>
+          <w:szCs w:val="1900"/>
+        </w:rPr>
+      </w:pPr>
+      <w:r>
+        <w:t xml:space="preserve">Sharpe normalizes by risk; Sharpe &gt;1 is good. Enables comparison across strategies.</w:t>
+      </w:r>
+    </w:p>
+    <w:p>
+      <w:pPr>
+        <w:spacing w:after="80"/>
+        <w:rPr>
+          <w:rFonts w:ascii="Arial" w:cs="Arial" w:eastAsia="Arial" w:hAnsi="Arial"/>
+          <w:b/>
+          <w:bCs/>
+          <w:color w:val="1B365D"/>
+          <w:sz w:val="2000"/>
+          <w:szCs w:val="2000"/>
+        </w:rPr>
+      </w:pPr>
+      <w:r>
+        <w:t xml:space="preserve">Q33: Max Drawdown?</w:t>
+      </w:r>
+    </w:p>
+    <w:p>
+      <w:pPr>
+        <w:spacing w:after="80"/>
+        <w:rPr>
+          <w:rFonts w:ascii="Arial" w:cs="Arial" w:eastAsia="Arial" w:hAnsi="Arial"/>
+          <w:b/>
+          <w:bCs/>
+          <w:color w:val="4CAF50"/>
+          <w:sz w:val="1900"/>
+          <w:szCs w:val="1900"/>
+        </w:rPr>
+      </w:pPr>
+      <w:r>
+        <w:t xml:space="preserve">Answer: A</w:t>
+      </w:r>
+    </w:p>
+    <w:p>
+      <w:pPr>
+        <w:spacing w:after="200"/>
+        <w:rPr>
+          <w:rFonts w:ascii="Arial" w:cs="Arial" w:eastAsia="Arial" w:hAnsi="Arial"/>
+          <w:color w:val="333333"/>
+          <w:sz w:val="1900"/>
+          <w:szCs w:val="1900"/>
+        </w:rPr>
+      </w:pPr>
+      <w:r>
+        <w:t xml:space="preserve">Max peak-to-trough loss indicating crisis resilience.</w:t>
+      </w:r>
+    </w:p>
+    <w:p>
+      <w:pPr>
+        <w:spacing w:after="80"/>
+        <w:rPr>
+          <w:rFonts w:ascii="Arial" w:cs="Arial" w:eastAsia="Arial" w:hAnsi="Arial"/>
+          <w:b/>
+          <w:bCs/>
+          <w:color w:val="1B365D"/>
+          <w:sz w:val="2000"/>
+          <w:szCs w:val="2000"/>
+        </w:rPr>
+      </w:pPr>
+      <w:r>
+        <w:t xml:space="preserve">Q34: AutoML time series limit?</w:t>
+      </w:r>
+    </w:p>
+    <w:p>
+      <w:pPr>
+        <w:spacing w:after="80"/>
+        <w:rPr>
+          <w:rFonts w:ascii="Arial" w:cs="Arial" w:eastAsia="Arial" w:hAnsi="Arial"/>
+          <w:b/>
+          <w:bCs/>
+          <w:color w:val="4CAF50"/>
+          <w:sz w:val="1900"/>
+          <w:szCs w:val="1900"/>
+        </w:rPr>
+      </w:pPr>
+      <w:r>
+        <w:t>Answer: C</w:t>
+      </w:r>
+    </w:p>
+    <w:p>
+      <w:pPr>
+        <w:spacing w:after="200"/>
+        <w:rPr>
+          <w:rFonts w:ascii="Arial" w:cs="Arial" w:eastAsia="Arial" w:hAnsi="Arial"/>
+          <w:color w:val="333333"/>
+          <w:sz w:val="1900"/>
+          <w:szCs w:val="1900"/>
+        </w:rPr>
+      </w:pPr>
+      <w:r>
+        <w:t xml:space="preserve">Must enforce temporal order, feature engineering critical, space large. Domain expertise refines.</w:t>
+      </w:r>
+    </w:p>
+    <w:p>
+      <w:pPr>
+        <w:spacing w:after="80"/>
+        <w:rPr>
+          <w:rFonts w:ascii="Arial" w:cs="Arial" w:eastAsia="Arial" w:hAnsi="Arial"/>
+          <w:b/>
+          <w:bCs/>
+          <w:color w:val="1B365D"/>
+          <w:sz w:val="2000"/>
+          <w:szCs w:val="2000"/>
+        </w:rPr>
+      </w:pPr>
+      <w:r>
+        <w:t xml:space="preserve">Q35: ARIMA d parameter?</w:t>
       </w:r>
     </w:p>
     <w:p>
@@ -1431,282 +1707,6 @@
         </w:rPr>
       </w:pPr>
       <w:r>
-        <w:t xml:space="preserve">Distribution-free intervals guaranteed to contain true value at specified probability.</w:t>
-      </w:r>
-    </w:p>
-    <w:p>
-      <w:pPr>
-        <w:spacing w:after="80"/>
-        <w:rPr>
-          <w:rFonts w:ascii="Arial" w:cs="Arial" w:eastAsia="Arial" w:hAnsi="Arial"/>
-          <w:b/>
-          <w:bCs/>
-          <w:color w:val="1B365D"/>
-          <w:sz w:val="2000"/>
-          <w:szCs w:val="2000"/>
-        </w:rPr>
-      </w:pPr>
-      <w:r>
-        <w:t xml:space="preserve">Q30: Walk-forward vs k-fold TS?</w:t>
-      </w:r>
-    </w:p>
-    <w:p>
-      <w:pPr>
-        <w:spacing w:after="80"/>
-        <w:rPr>
-          <w:rFonts w:ascii="Arial" w:cs="Arial" w:eastAsia="Arial" w:hAnsi="Arial"/>
-          <w:b/>
-          <w:bCs/>
-          <w:color w:val="4CAF50"/>
-          <w:sz w:val="1900"/>
-          <w:szCs w:val="1900"/>
-        </w:rPr>
-      </w:pPr>
-      <w:r>
-        <w:t xml:space="preserve">Answer: B</w:t>
-      </w:r>
-    </w:p>
-    <w:p>
-      <w:pPr>
-        <w:spacing w:after="200"/>
-        <w:rPr>
-          <w:rFonts w:ascii="Arial" w:cs="Arial" w:eastAsia="Arial" w:hAnsi="Arial"/>
-          <w:color w:val="333333"/>
-          <w:sz w:val="1900"/>
-          <w:szCs w:val="1900"/>
-        </w:rPr>
-      </w:pPr>
-      <w:r>
-        <w:t xml:space="preserve">Walk-forward: training precedes test; k-fold shuffles violating temporal order.</w:t>
-      </w:r>
-    </w:p>
-    <w:p>
-      <w:pPr>
-        <w:spacing w:after="80"/>
-        <w:rPr>
-          <w:rFonts w:ascii="Arial" w:cs="Arial" w:eastAsia="Arial" w:hAnsi="Arial"/>
-          <w:b/>
-          <w:bCs/>
-          <w:color w:val="1B365D"/>
-          <w:sz w:val="2000"/>
-          <w:szCs w:val="2000"/>
-        </w:rPr>
-      </w:pPr>
-      <w:r>
-        <w:t xml:space="preserve">Q31: Equity forecast metric?</w:t>
-      </w:r>
-    </w:p>
-    <w:p>
-      <w:pPr>
-        <w:spacing w:after="80"/>
-        <w:rPr>
-          <w:rFonts w:ascii="Arial" w:cs="Arial" w:eastAsia="Arial" w:hAnsi="Arial"/>
-          <w:b/>
-          <w:bCs/>
-          <w:color w:val="4CAF50"/>
-          <w:sz w:val="1900"/>
-          <w:szCs w:val="1900"/>
-        </w:rPr>
-      </w:pPr>
-      <w:r>
-        <w:t xml:space="preserve">Answer: B</w:t>
-      </w:r>
-    </w:p>
-    <w:p>
-      <w:pPr>
-        <w:spacing w:after="200"/>
-        <w:rPr>
-          <w:rFonts w:ascii="Arial" w:cs="Arial" w:eastAsia="Arial" w:hAnsi="Arial"/>
-          <w:color w:val="333333"/>
-          <w:sz w:val="1900"/>
-          <w:szCs w:val="1900"/>
-        </w:rPr>
-      </w:pPr>
-      <w:r>
-        <w:t xml:space="preserve">IC measures ranking: "do forecasts order assets correctly?" Crucial for portfolio construction.</w:t>
-      </w:r>
-    </w:p>
-    <w:p>
-      <w:pPr>
-        <w:spacing w:after="80"/>
-        <w:rPr>
-          <w:rFonts w:ascii="Arial" w:cs="Arial" w:eastAsia="Arial" w:hAnsi="Arial"/>
-          <w:b/>
-          <w:bCs/>
-          <w:color w:val="1B365D"/>
-          <w:sz w:val="2000"/>
-          <w:szCs w:val="2000"/>
-        </w:rPr>
-      </w:pPr>
-      <w:r>
-        <w:t xml:space="preserve">Q32: Sharpe ratio?</w:t>
-      </w:r>
-    </w:p>
-    <w:p>
-      <w:pPr>
-        <w:spacing w:after="80"/>
-        <w:rPr>
-          <w:rFonts w:ascii="Arial" w:cs="Arial" w:eastAsia="Arial" w:hAnsi="Arial"/>
-          <w:b/>
-          <w:bCs/>
-          <w:color w:val="4CAF50"/>
-          <w:sz w:val="1900"/>
-          <w:szCs w:val="1900"/>
-        </w:rPr>
-      </w:pPr>
-      <w:r>
-        <w:t xml:space="preserve">Answer: A</w:t>
-      </w:r>
-    </w:p>
-    <w:p>
-      <w:pPr>
-        <w:spacing w:after="200"/>
-        <w:rPr>
-          <w:rFonts w:ascii="Arial" w:cs="Arial" w:eastAsia="Arial" w:hAnsi="Arial"/>
-          <w:color w:val="333333"/>
-          <w:sz w:val="1900"/>
-          <w:szCs w:val="1900"/>
-        </w:rPr>
-      </w:pPr>
-      <w:r>
-        <w:t xml:space="preserve">Sharpe normalizes by risk; Sharpe &gt;1 is good. Enables comparison across strategies.</w:t>
-      </w:r>
-    </w:p>
-    <w:p>
-      <w:pPr>
-        <w:spacing w:after="80"/>
-        <w:rPr>
-          <w:rFonts w:ascii="Arial" w:cs="Arial" w:eastAsia="Arial" w:hAnsi="Arial"/>
-          <w:b/>
-          <w:bCs/>
-          <w:color w:val="1B365D"/>
-          <w:sz w:val="2000"/>
-          <w:szCs w:val="2000"/>
-        </w:rPr>
-      </w:pPr>
-      <w:r>
-        <w:t xml:space="preserve">Q33: Max Drawdown?</w:t>
-      </w:r>
-    </w:p>
-    <w:p>
-      <w:pPr>
-        <w:spacing w:after="80"/>
-        <w:rPr>
-          <w:rFonts w:ascii="Arial" w:cs="Arial" w:eastAsia="Arial" w:hAnsi="Arial"/>
-          <w:b/>
-          <w:bCs/>
-          <w:color w:val="4CAF50"/>
-          <w:sz w:val="1900"/>
-          <w:szCs w:val="1900"/>
-        </w:rPr>
-      </w:pPr>
-      <w:r>
-        <w:t xml:space="preserve">Answer: A</w:t>
-      </w:r>
-    </w:p>
-    <w:p>
-      <w:pPr>
-        <w:spacing w:after="200"/>
-        <w:rPr>
-          <w:rFonts w:ascii="Arial" w:cs="Arial" w:eastAsia="Arial" w:hAnsi="Arial"/>
-          <w:color w:val="333333"/>
-          <w:sz w:val="1900"/>
-          <w:szCs w:val="1900"/>
-        </w:rPr>
-      </w:pPr>
-      <w:r>
-        <w:t xml:space="preserve">Max peak-to-trough loss indicating crisis resilience.</w:t>
-      </w:r>
-    </w:p>
-    <w:p>
-      <w:pPr>
-        <w:spacing w:after="80"/>
-        <w:rPr>
-          <w:rFonts w:ascii="Arial" w:cs="Arial" w:eastAsia="Arial" w:hAnsi="Arial"/>
-          <w:b/>
-          <w:bCs/>
-          <w:color w:val="1B365D"/>
-          <w:sz w:val="2000"/>
-          <w:szCs w:val="2000"/>
-        </w:rPr>
-      </w:pPr>
-      <w:r>
-        <w:t xml:space="preserve">Q34: AutoML time series limit?</w:t>
-      </w:r>
-    </w:p>
-    <w:p>
-      <w:pPr>
-        <w:spacing w:after="80"/>
-        <w:rPr>
-          <w:rFonts w:ascii="Arial" w:cs="Arial" w:eastAsia="Arial" w:hAnsi="Arial"/>
-          <w:b/>
-          <w:bCs/>
-          <w:color w:val="4CAF50"/>
-          <w:sz w:val="1900"/>
-          <w:szCs w:val="1900"/>
-        </w:rPr>
-      </w:pPr>
-      <w:r>
-        <w:t xml:space="preserve">Answer: B</w:t>
-      </w:r>
-    </w:p>
-    <w:p>
-      <w:pPr>
-        <w:spacing w:after="200"/>
-        <w:rPr>
-          <w:rFonts w:ascii="Arial" w:cs="Arial" w:eastAsia="Arial" w:hAnsi="Arial"/>
-          <w:color w:val="333333"/>
-          <w:sz w:val="1900"/>
-          <w:szCs w:val="1900"/>
-        </w:rPr>
-      </w:pPr>
-      <w:r>
-        <w:t xml:space="preserve">Must enforce temporal order, feature engineering critical, space large. Domain expertise refines.</w:t>
-      </w:r>
-    </w:p>
-    <w:p>
-      <w:pPr>
-        <w:spacing w:after="80"/>
-        <w:rPr>
-          <w:rFonts w:ascii="Arial" w:cs="Arial" w:eastAsia="Arial" w:hAnsi="Arial"/>
-          <w:b/>
-          <w:bCs/>
-          <w:color w:val="1B365D"/>
-          <w:sz w:val="2000"/>
-          <w:szCs w:val="2000"/>
-        </w:rPr>
-      </w:pPr>
-      <w:r>
-        <w:t xml:space="preserve">Q35: ARIMA d parameter?</w:t>
-      </w:r>
-    </w:p>
-    <w:p>
-      <w:pPr>
-        <w:spacing w:after="80"/>
-        <w:rPr>
-          <w:rFonts w:ascii="Arial" w:cs="Arial" w:eastAsia="Arial" w:hAnsi="Arial"/>
-          <w:b/>
-          <w:bCs/>
-          <w:color w:val="4CAF50"/>
-          <w:sz w:val="1900"/>
-          <w:szCs w:val="1900"/>
-        </w:rPr>
-      </w:pPr>
-      <w:r>
-        <w:t xml:space="preserve">Answer: B</w:t>
-      </w:r>
-    </w:p>
-    <w:p>
-      <w:pPr>
-        <w:spacing w:after="200"/>
-        <w:rPr>
-          <w:rFonts w:ascii="Arial" w:cs="Arial" w:eastAsia="Arial" w:hAnsi="Arial"/>
-          <w:color w:val="333333"/>
-          <w:sz w:val="1900"/>
-          <w:szCs w:val="1900"/>
-        </w:rPr>
-      </w:pPr>
-      <w:r>
         <w:t xml:space="preserve">Differencing removes trend; non-stationary series need d&gt;0.</w:t>
       </w:r>
     </w:p>
@@ -1739,7 +1739,7 @@
         </w:rPr>
       </w:pPr>
       <w:r>
-        <w:t xml:space="preserve">Answer: B</w:t>
+        <w:t>Answer: D</w:t>
       </w:r>
     </w:p>
     <w:p>
@@ -1893,6 +1893,52 @@
         </w:rPr>
       </w:pPr>
       <w:r>
+        <w:t>Answer: C</w:t>
+      </w:r>
+    </w:p>
+    <w:p>
+      <w:pPr>
+        <w:spacing w:after="200"/>
+        <w:rPr>
+          <w:rFonts w:ascii="Arial" w:cs="Arial" w:eastAsia="Arial" w:hAnsi="Arial"/>
+          <w:color w:val="333333"/>
+          <w:sz w:val="1900"/>
+          <w:szCs w:val="1900"/>
+        </w:rPr>
+      </w:pPr>
+      <w:r>
+        <w:t xml:space="preserve">AML: structuring, unusual patterns, sanctions, PEPs. Context matters.</w:t>
+      </w:r>
+    </w:p>
+    <w:p>
+      <w:pPr>
+        <w:spacing w:after="80"/>
+        <w:rPr>
+          <w:rFonts w:ascii="Arial" w:cs="Arial" w:eastAsia="Arial" w:hAnsi="Arial"/>
+          <w:b/>
+          <w:bCs/>
+          <w:color w:val="1B365D"/>
+          <w:sz w:val="2000"/>
+          <w:szCs w:val="2000"/>
+        </w:rPr>
+      </w:pPr>
+      <w:r>
+        <w:t xml:space="preserve">Q40: NER compliance?</w:t>
+      </w:r>
+    </w:p>
+    <w:p>
+      <w:pPr>
+        <w:spacing w:after="80"/>
+        <w:rPr>
+          <w:rFonts w:ascii="Arial" w:cs="Arial" w:eastAsia="Arial" w:hAnsi="Arial"/>
+          <w:b/>
+          <w:bCs/>
+          <w:color w:val="4CAF50"/>
+          <w:sz w:val="1900"/>
+          <w:szCs w:val="1900"/>
+        </w:rPr>
+      </w:pPr>
+      <w:r>
         <w:t xml:space="preserve">Answer: B</w:t>
       </w:r>
     </w:p>
@@ -1907,23 +1953,69 @@
         </w:rPr>
       </w:pPr>
       <w:r>
-        <w:t xml:space="preserve">AML: structuring, unusual patterns, sanctions, PEPs. Context matters.</w:t>
-      </w:r>
-    </w:p>
-    <w:p>
-      <w:pPr>
-        <w:spacing w:after="80"/>
-        <w:rPr>
-          <w:rFonts w:ascii="Arial" w:cs="Arial" w:eastAsia="Arial" w:hAnsi="Arial"/>
-          <w:b/>
-          <w:bCs/>
-          <w:color w:val="1B365D"/>
-          <w:sz w:val="2000"/>
-          <w:szCs w:val="2000"/>
-        </w:rPr>
-      </w:pPr>
-      <w:r>
-        <w:t xml:space="preserve">Q40: NER compliance?</w:t>
+        <w:t xml:space="preserve">Identifies PERSON/ORG/LOCATION for matching, beneficial owner ID, PEP flagging.</w:t>
+      </w:r>
+    </w:p>
+    <w:p>
+      <w:pPr>
+        <w:spacing w:after="80"/>
+        <w:rPr>
+          <w:rFonts w:ascii="Arial" w:cs="Arial" w:eastAsia="Arial" w:hAnsi="Arial"/>
+          <w:b/>
+          <w:bCs/>
+          <w:color w:val="1B365D"/>
+          <w:sz w:val="2000"/>
+          <w:szCs w:val="2000"/>
+        </w:rPr>
+      </w:pPr>
+      <w:r>
+        <w:t xml:space="preserve">Q41: RAG regulatory?</w:t>
+      </w:r>
+    </w:p>
+    <w:p>
+      <w:pPr>
+        <w:spacing w:after="80"/>
+        <w:rPr>
+          <w:rFonts w:ascii="Arial" w:cs="Arial" w:eastAsia="Arial" w:hAnsi="Arial"/>
+          <w:b/>
+          <w:bCs/>
+          <w:color w:val="4CAF50"/>
+          <w:sz w:val="1900"/>
+          <w:szCs w:val="1900"/>
+        </w:rPr>
+      </w:pPr>
+      <w:r>
+        <w:t>Answer: D</w:t>
+      </w:r>
+    </w:p>
+    <w:p>
+      <w:pPr>
+        <w:spacing w:after="200"/>
+        <w:rPr>
+          <w:rFonts w:ascii="Arial" w:cs="Arial" w:eastAsia="Arial" w:hAnsi="Arial"/>
+          <w:color w:val="333333"/>
+          <w:sz w:val="1900"/>
+          <w:szCs w:val="1900"/>
+        </w:rPr>
+      </w:pPr>
+      <w:r>
+        <w:t xml:space="preserve">Retrieve relevant text + LLM synthesis; improves accuracy, requires expert review.</w:t>
+      </w:r>
+    </w:p>
+    <w:p>
+      <w:pPr>
+        <w:spacing w:after="80"/>
+        <w:rPr>
+          <w:rFonts w:ascii="Arial" w:cs="Arial" w:eastAsia="Arial" w:hAnsi="Arial"/>
+          <w:b/>
+          <w:bCs/>
+          <w:color w:val="1B365D"/>
+          <w:sz w:val="2000"/>
+          <w:szCs w:val="2000"/>
+        </w:rPr>
+      </w:pPr>
+      <w:r>
+        <w:t xml:space="preserve">Q42: Contract ML analysis?</w:t>
       </w:r>
     </w:p>
     <w:p>
@@ -1953,23 +2045,115 @@
         </w:rPr>
       </w:pPr>
       <w:r>
-        <w:t xml:space="preserve">Identifies PERSON/ORG/LOCATION for matching, beneficial owner ID, PEP flagging.</w:t>
-      </w:r>
-    </w:p>
-    <w:p>
-      <w:pPr>
-        <w:spacing w:after="80"/>
-        <w:rPr>
-          <w:rFonts w:ascii="Arial" w:cs="Arial" w:eastAsia="Arial" w:hAnsi="Arial"/>
-          <w:b/>
-          <w:bCs/>
-          <w:color w:val="1B365D"/>
-          <w:sz w:val="2000"/>
-          <w:szCs w:val="2000"/>
-        </w:rPr>
-      </w:pPr>
-      <w:r>
-        <w:t xml:space="preserve">Q41: RAG regulatory?</w:t>
+        <w:t xml:space="preserve">Clause extraction, obligation parsing, anomaly flagging, risk scoring; reduces review, needs human verification.</w:t>
+      </w:r>
+    </w:p>
+    <w:p>
+      <w:pPr>
+        <w:spacing w:after="80"/>
+        <w:rPr>
+          <w:rFonts w:ascii="Arial" w:cs="Arial" w:eastAsia="Arial" w:hAnsi="Arial"/>
+          <w:b/>
+          <w:bCs/>
+          <w:color w:val="1B365D"/>
+          <w:sz w:val="2000"/>
+          <w:szCs w:val="2000"/>
+        </w:rPr>
+      </w:pPr>
+      <w:r>
+        <w:t xml:space="preserve">Q43: SR 11-7?</w:t>
+      </w:r>
+    </w:p>
+    <w:p>
+      <w:pPr>
+        <w:spacing w:after="80"/>
+        <w:rPr>
+          <w:rFonts w:ascii="Arial" w:cs="Arial" w:eastAsia="Arial" w:hAnsi="Arial"/>
+          <w:b/>
+          <w:bCs/>
+          <w:color w:val="4CAF50"/>
+          <w:sz w:val="1900"/>
+          <w:szCs w:val="1900"/>
+        </w:rPr>
+      </w:pPr>
+      <w:r>
+        <w:t>Answer: A</w:t>
+      </w:r>
+    </w:p>
+    <w:p>
+      <w:pPr>
+        <w:spacing w:after="200"/>
+        <w:rPr>
+          <w:rFonts w:ascii="Arial" w:cs="Arial" w:eastAsia="Arial" w:hAnsi="Arial"/>
+          <w:color w:val="333333"/>
+          <w:sz w:val="1900"/>
+          <w:szCs w:val="1900"/>
+        </w:rPr>
+      </w:pPr>
+      <w:r>
+        <w:t xml:space="preserve">Independent validation, documented assumptions, governance framework, risk controls.</w:t>
+      </w:r>
+    </w:p>
+    <w:p>
+      <w:pPr>
+        <w:spacing w:after="80"/>
+        <w:rPr>
+          <w:rFonts w:ascii="Arial" w:cs="Arial" w:eastAsia="Arial" w:hAnsi="Arial"/>
+          <w:b/>
+          <w:bCs/>
+          <w:color w:val="1B365D"/>
+          <w:sz w:val="2000"/>
+          <w:szCs w:val="2000"/>
+        </w:rPr>
+      </w:pPr>
+      <w:r>
+        <w:t xml:space="preserve">Q44: XAI compliance?</w:t>
+      </w:r>
+    </w:p>
+    <w:p>
+      <w:pPr>
+        <w:spacing w:after="80"/>
+        <w:rPr>
+          <w:rFonts w:ascii="Arial" w:cs="Arial" w:eastAsia="Arial" w:hAnsi="Arial"/>
+          <w:b/>
+          <w:bCs/>
+          <w:color w:val="4CAF50"/>
+          <w:sz w:val="1900"/>
+          <w:szCs w:val="1900"/>
+        </w:rPr>
+      </w:pPr>
+      <w:r>
+        <w:t>Answer: C</w:t>
+      </w:r>
+    </w:p>
+    <w:p>
+      <w:pPr>
+        <w:spacing w:after="200"/>
+        <w:rPr>
+          <w:rFonts w:ascii="Arial" w:cs="Arial" w:eastAsia="Arial" w:hAnsi="Arial"/>
+          <w:color w:val="333333"/>
+          <w:sz w:val="1900"/>
+          <w:szCs w:val="1900"/>
+        </w:rPr>
+      </w:pPr>
+      <w:r>
+        <w:t xml:space="preserve">GDPR right to explanation; XAI (SHAP/LIME) mandatory; black-box faces regulatory challenges.</w:t>
+      </w:r>
+    </w:p>
+    <w:p>
+      <w:pPr>
+        <w:spacing w:after="80"/>
+        <w:rPr>
+          <w:rFonts w:ascii="Arial" w:cs="Arial" w:eastAsia="Arial" w:hAnsi="Arial"/>
+          <w:b/>
+          <w:bCs/>
+          <w:color w:val="1B365D"/>
+          <w:sz w:val="2000"/>
+          <w:szCs w:val="2000"/>
+        </w:rPr>
+      </w:pPr>
+      <w:r>
+        <w:t xml:space="preserve">Q45: Model monitoring mandatory?</w:t>
       </w:r>
     </w:p>
     <w:p>
@@ -1999,23 +2183,69 @@
         </w:rPr>
       </w:pPr>
       <w:r>
-        <w:t xml:space="preserve">Retrieve relevant text + LLM synthesis; improves accuracy, requires expert review.</w:t>
-      </w:r>
-    </w:p>
-    <w:p>
-      <w:pPr>
-        <w:spacing w:after="80"/>
-        <w:rPr>
-          <w:rFonts w:ascii="Arial" w:cs="Arial" w:eastAsia="Arial" w:hAnsi="Arial"/>
-          <w:b/>
-          <w:bCs/>
-          <w:color w:val="1B365D"/>
-          <w:sz w:val="2000"/>
-          <w:szCs w:val="2000"/>
-        </w:rPr>
-      </w:pPr>
-      <w:r>
-        <w:t xml:space="preserve">Q42: Contract ML analysis?</w:t>
+        <w:t xml:space="preserve">Data/concept drift detected; regulators require monitoring + remediation plans.</w:t>
+      </w:r>
+    </w:p>
+    <w:p>
+      <w:pPr>
+        <w:spacing w:after="80"/>
+        <w:rPr>
+          <w:rFonts w:ascii="Arial" w:cs="Arial" w:eastAsia="Arial" w:hAnsi="Arial"/>
+          <w:b/>
+          <w:bCs/>
+          <w:color w:val="1B365D"/>
+          <w:sz w:val="2000"/>
+          <w:szCs w:val="2000"/>
+        </w:rPr>
+      </w:pPr>
+      <w:r>
+        <w:t xml:space="preserve">Q46: 99% spec, 10% sens AML?</w:t>
+      </w:r>
+    </w:p>
+    <w:p>
+      <w:pPr>
+        <w:spacing w:after="80"/>
+        <w:rPr>
+          <w:rFonts w:ascii="Arial" w:cs="Arial" w:eastAsia="Arial" w:hAnsi="Arial"/>
+          <w:b/>
+          <w:bCs/>
+          <w:color w:val="4CAF50"/>
+          <w:sz w:val="1900"/>
+          <w:szCs w:val="1900"/>
+        </w:rPr>
+      </w:pPr>
+      <w:r>
+        <w:t>Answer: D</w:t>
+      </w:r>
+    </w:p>
+    <w:p>
+      <w:pPr>
+        <w:spacing w:after="200"/>
+        <w:rPr>
+          <w:rFonts w:ascii="Arial" w:cs="Arial" w:eastAsia="Arial" w:hAnsi="Arial"/>
+          <w:color w:val="333333"/>
+          <w:sz w:val="1900"/>
+          <w:szCs w:val="1900"/>
+        </w:rPr>
+      </w:pPr>
+      <w:r>
+        <w:t xml:space="preserve">Sensitivity detects AML cases; 10% = catastrophic non-reporting risk.</w:t>
+      </w:r>
+    </w:p>
+    <w:p>
+      <w:pPr>
+        <w:spacing w:after="80"/>
+        <w:rPr>
+          <w:rFonts w:ascii="Arial" w:cs="Arial" w:eastAsia="Arial" w:hAnsi="Arial"/>
+          <w:b/>
+          <w:bCs/>
+          <w:color w:val="1B365D"/>
+          <w:sz w:val="2000"/>
+          <w:szCs w:val="2000"/>
+        </w:rPr>
+      </w:pPr>
+      <w:r>
+        <w:t xml:space="preserve">Q47: Compliance AI bias?</w:t>
       </w:r>
     </w:p>
     <w:p>
@@ -2045,236 +2275,6 @@
         </w:rPr>
       </w:pPr>
       <w:r>
-        <w:t xml:space="preserve">Clause extraction, obligation parsing, anomaly flagging, risk scoring; reduces review, needs human verification.</w:t>
-      </w:r>
-    </w:p>
-    <w:p>
-      <w:pPr>
-        <w:spacing w:after="80"/>
-        <w:rPr>
-          <w:rFonts w:ascii="Arial" w:cs="Arial" w:eastAsia="Arial" w:hAnsi="Arial"/>
-          <w:b/>
-          <w:bCs/>
-          <w:color w:val="1B365D"/>
-          <w:sz w:val="2000"/>
-          <w:szCs w:val="2000"/>
-        </w:rPr>
-      </w:pPr>
-      <w:r>
-        <w:t xml:space="preserve">Q43: SR 11-7?</w:t>
-      </w:r>
-    </w:p>
-    <w:p>
-      <w:pPr>
-        <w:spacing w:after="80"/>
-        <w:rPr>
-          <w:rFonts w:ascii="Arial" w:cs="Arial" w:eastAsia="Arial" w:hAnsi="Arial"/>
-          <w:b/>
-          <w:bCs/>
-          <w:color w:val="4CAF50"/>
-          <w:sz w:val="1900"/>
-          <w:szCs w:val="1900"/>
-        </w:rPr>
-      </w:pPr>
-      <w:r>
-        <w:t xml:space="preserve">Answer: B</w:t>
-      </w:r>
-    </w:p>
-    <w:p>
-      <w:pPr>
-        <w:spacing w:after="200"/>
-        <w:rPr>
-          <w:rFonts w:ascii="Arial" w:cs="Arial" w:eastAsia="Arial" w:hAnsi="Arial"/>
-          <w:color w:val="333333"/>
-          <w:sz w:val="1900"/>
-          <w:szCs w:val="1900"/>
-        </w:rPr>
-      </w:pPr>
-      <w:r>
-        <w:t xml:space="preserve">Independent validation, documented assumptions, governance framework, risk controls.</w:t>
-      </w:r>
-    </w:p>
-    <w:p>
-      <w:pPr>
-        <w:spacing w:after="80"/>
-        <w:rPr>
-          <w:rFonts w:ascii="Arial" w:cs="Arial" w:eastAsia="Arial" w:hAnsi="Arial"/>
-          <w:b/>
-          <w:bCs/>
-          <w:color w:val="1B365D"/>
-          <w:sz w:val="2000"/>
-          <w:szCs w:val="2000"/>
-        </w:rPr>
-      </w:pPr>
-      <w:r>
-        <w:t xml:space="preserve">Q44: XAI compliance?</w:t>
-      </w:r>
-    </w:p>
-    <w:p>
-      <w:pPr>
-        <w:spacing w:after="80"/>
-        <w:rPr>
-          <w:rFonts w:ascii="Arial" w:cs="Arial" w:eastAsia="Arial" w:hAnsi="Arial"/>
-          <w:b/>
-          <w:bCs/>
-          <w:color w:val="4CAF50"/>
-          <w:sz w:val="1900"/>
-          <w:szCs w:val="1900"/>
-        </w:rPr>
-      </w:pPr>
-      <w:r>
-        <w:t xml:space="preserve">Answer: B</w:t>
-      </w:r>
-    </w:p>
-    <w:p>
-      <w:pPr>
-        <w:spacing w:after="200"/>
-        <w:rPr>
-          <w:rFonts w:ascii="Arial" w:cs="Arial" w:eastAsia="Arial" w:hAnsi="Arial"/>
-          <w:color w:val="333333"/>
-          <w:sz w:val="1900"/>
-          <w:szCs w:val="1900"/>
-        </w:rPr>
-      </w:pPr>
-      <w:r>
-        <w:t xml:space="preserve">GDPR right to explanation; XAI (SHAP/LIME) mandatory; black-box faces regulatory challenges.</w:t>
-      </w:r>
-    </w:p>
-    <w:p>
-      <w:pPr>
-        <w:spacing w:after="80"/>
-        <w:rPr>
-          <w:rFonts w:ascii="Arial" w:cs="Arial" w:eastAsia="Arial" w:hAnsi="Arial"/>
-          <w:b/>
-          <w:bCs/>
-          <w:color w:val="1B365D"/>
-          <w:sz w:val="2000"/>
-          <w:szCs w:val="2000"/>
-        </w:rPr>
-      </w:pPr>
-      <w:r>
-        <w:t xml:space="preserve">Q45: Model monitoring mandatory?</w:t>
-      </w:r>
-    </w:p>
-    <w:p>
-      <w:pPr>
-        <w:spacing w:after="80"/>
-        <w:rPr>
-          <w:rFonts w:ascii="Arial" w:cs="Arial" w:eastAsia="Arial" w:hAnsi="Arial"/>
-          <w:b/>
-          <w:bCs/>
-          <w:color w:val="4CAF50"/>
-          <w:sz w:val="1900"/>
-          <w:szCs w:val="1900"/>
-        </w:rPr>
-      </w:pPr>
-      <w:r>
-        <w:t xml:space="preserve">Answer: B</w:t>
-      </w:r>
-    </w:p>
-    <w:p>
-      <w:pPr>
-        <w:spacing w:after="200"/>
-        <w:rPr>
-          <w:rFonts w:ascii="Arial" w:cs="Arial" w:eastAsia="Arial" w:hAnsi="Arial"/>
-          <w:color w:val="333333"/>
-          <w:sz w:val="1900"/>
-          <w:szCs w:val="1900"/>
-        </w:rPr>
-      </w:pPr>
-      <w:r>
-        <w:t xml:space="preserve">Data/concept drift detected; regulators require monitoring + remediation plans.</w:t>
-      </w:r>
-    </w:p>
-    <w:p>
-      <w:pPr>
-        <w:spacing w:after="80"/>
-        <w:rPr>
-          <w:rFonts w:ascii="Arial" w:cs="Arial" w:eastAsia="Arial" w:hAnsi="Arial"/>
-          <w:b/>
-          <w:bCs/>
-          <w:color w:val="1B365D"/>
-          <w:sz w:val="2000"/>
-          <w:szCs w:val="2000"/>
-        </w:rPr>
-      </w:pPr>
-      <w:r>
-        <w:t xml:space="preserve">Q46: 99% spec, 10% sens AML?</w:t>
-      </w:r>
-    </w:p>
-    <w:p>
-      <w:pPr>
-        <w:spacing w:after="80"/>
-        <w:rPr>
-          <w:rFonts w:ascii="Arial" w:cs="Arial" w:eastAsia="Arial" w:hAnsi="Arial"/>
-          <w:b/>
-          <w:bCs/>
-          <w:color w:val="4CAF50"/>
-          <w:sz w:val="1900"/>
-          <w:szCs w:val="1900"/>
-        </w:rPr>
-      </w:pPr>
-      <w:r>
-        <w:t xml:space="preserve">Answer: B</w:t>
-      </w:r>
-    </w:p>
-    <w:p>
-      <w:pPr>
-        <w:spacing w:after="200"/>
-        <w:rPr>
-          <w:rFonts w:ascii="Arial" w:cs="Arial" w:eastAsia="Arial" w:hAnsi="Arial"/>
-          <w:color w:val="333333"/>
-          <w:sz w:val="1900"/>
-          <w:szCs w:val="1900"/>
-        </w:rPr>
-      </w:pPr>
-      <w:r>
-        <w:t xml:space="preserve">Sensitivity detects AML cases; 10% = catastrophic non-reporting risk.</w:t>
-      </w:r>
-    </w:p>
-    <w:p>
-      <w:pPr>
-        <w:spacing w:after="80"/>
-        <w:rPr>
-          <w:rFonts w:ascii="Arial" w:cs="Arial" w:eastAsia="Arial" w:hAnsi="Arial"/>
-          <w:b/>
-          <w:bCs/>
-          <w:color w:val="1B365D"/>
-          <w:sz w:val="2000"/>
-          <w:szCs w:val="2000"/>
-        </w:rPr>
-      </w:pPr>
-      <w:r>
-        <w:t xml:space="preserve">Q47: Compliance AI bias?</w:t>
-      </w:r>
-    </w:p>
-    <w:p>
-      <w:pPr>
-        <w:spacing w:after="80"/>
-        <w:rPr>
-          <w:rFonts w:ascii="Arial" w:cs="Arial" w:eastAsia="Arial" w:hAnsi="Arial"/>
-          <w:b/>
-          <w:bCs/>
-          <w:color w:val="4CAF50"/>
-          <w:sz w:val="1900"/>
-          <w:szCs w:val="1900"/>
-        </w:rPr>
-      </w:pPr>
-      <w:r>
-        <w:t xml:space="preserve">Answer: B</w:t>
-      </w:r>
-    </w:p>
-    <w:p>
-      <w:pPr>
-        <w:spacing w:after="200"/>
-        <w:rPr>
-          <w:rFonts w:ascii="Arial" w:cs="Arial" w:eastAsia="Arial" w:hAnsi="Arial"/>
-          <w:color w:val="333333"/>
-          <w:sz w:val="1900"/>
-          <w:szCs w:val="1900"/>
-        </w:rPr>
-      </w:pPr>
-      <w:r>
         <w:t xml:space="preserve">Regulatory bodies require fair AI; bias risks violations, litigation. Mitigate: audit, balance.</w:t>
       </w:r>
     </w:p>
@@ -2307,7 +2307,7 @@
         </w:rPr>
       </w:pPr>
       <w:r>
-        <w:t xml:space="preserve">Answer: B</w:t>
+        <w:t>Answer: C</w:t>
       </w:r>
     </w:p>
     <w:p>
@@ -2353,7 +2353,7 @@
         </w:rPr>
       </w:pPr>
       <w:r>
-        <w:t xml:space="preserve">Answer: B</w:t>
+        <w:t>Answer: A</w:t>
       </w:r>
     </w:p>
     <w:p>
@@ -2461,6 +2461,52 @@
         </w:rPr>
       </w:pPr>
       <w:r>
+        <w:t>Answer: D</w:t>
+      </w:r>
+    </w:p>
+    <w:p>
+      <w:pPr>
+        <w:spacing w:after="200"/>
+        <w:rPr>
+          <w:rFonts w:ascii="Arial" w:cs="Arial" w:eastAsia="Arial" w:hAnsi="Arial"/>
+          <w:color w:val="333333"/>
+          <w:sz w:val="1900"/>
+          <w:szCs w:val="1900"/>
+        </w:rPr>
+      </w:pPr>
+      <w:r>
+        <w:t xml:space="preserve">Blue-green instant; canary 5%→50% gradual with monitoring.</w:t>
+      </w:r>
+    </w:p>
+    <w:p>
+      <w:pPr>
+        <w:spacing w:after="80"/>
+        <w:rPr>
+          <w:rFonts w:ascii="Arial" w:cs="Arial" w:eastAsia="Arial" w:hAnsi="Arial"/>
+          <w:b/>
+          <w:bCs/>
+          <w:color w:val="1B365D"/>
+          <w:sz w:val="2000"/>
+          <w:szCs w:val="2000"/>
+        </w:rPr>
+      </w:pPr>
+      <w:r>
+        <w:t xml:space="preserve">Q52: PSI drift detection?</w:t>
+      </w:r>
+    </w:p>
+    <w:p>
+      <w:pPr>
+        <w:spacing w:after="80"/>
+        <w:rPr>
+          <w:rFonts w:ascii="Arial" w:cs="Arial" w:eastAsia="Arial" w:hAnsi="Arial"/>
+          <w:b/>
+          <w:bCs/>
+          <w:color w:val="4CAF50"/>
+          <w:sz w:val="1900"/>
+          <w:szCs w:val="1900"/>
+        </w:rPr>
+      </w:pPr>
+      <w:r>
         <w:t xml:space="preserve">Answer: B</w:t>
       </w:r>
     </w:p>
@@ -2475,23 +2521,161 @@
         </w:rPr>
       </w:pPr>
       <w:r>
-        <w:t xml:space="preserve">Blue-green instant; canary 5%→50% gradual with monitoring.</w:t>
-      </w:r>
-    </w:p>
-    <w:p>
-      <w:pPr>
-        <w:spacing w:after="80"/>
-        <w:rPr>
-          <w:rFonts w:ascii="Arial" w:cs="Arial" w:eastAsia="Arial" w:hAnsi="Arial"/>
-          <w:b/>
-          <w:bCs/>
-          <w:color w:val="1B365D"/>
-          <w:sz w:val="2000"/>
-          <w:szCs w:val="2000"/>
-        </w:rPr>
-      </w:pPr>
-      <w:r>
-        <w:t xml:space="preserve">Q52: PSI drift detection?</w:t>
+        <w:t xml:space="preserve">PSI &gt;0.25 signals drift requiring investigation/retrain.</w:t>
+      </w:r>
+    </w:p>
+    <w:p>
+      <w:pPr>
+        <w:spacing w:after="80"/>
+        <w:rPr>
+          <w:rFonts w:ascii="Arial" w:cs="Arial" w:eastAsia="Arial" w:hAnsi="Arial"/>
+          <w:b/>
+          <w:bCs/>
+          <w:color w:val="1B365D"/>
+          <w:sz w:val="2000"/>
+          <w:szCs w:val="2000"/>
+        </w:rPr>
+      </w:pPr>
+      <w:r>
+        <w:t xml:space="preserve">Q53: KL vs PSI?</w:t>
+      </w:r>
+    </w:p>
+    <w:p>
+      <w:pPr>
+        <w:spacing w:after="80"/>
+        <w:rPr>
+          <w:rFonts w:ascii="Arial" w:cs="Arial" w:eastAsia="Arial" w:hAnsi="Arial"/>
+          <w:b/>
+          <w:bCs/>
+          <w:color w:val="4CAF50"/>
+          <w:sz w:val="1900"/>
+          <w:szCs w:val="1900"/>
+        </w:rPr>
+      </w:pPr>
+      <w:r>
+        <w:t>Answer: C</w:t>
+      </w:r>
+    </w:p>
+    <w:p>
+      <w:pPr>
+        <w:spacing w:after="200"/>
+        <w:rPr>
+          <w:rFonts w:ascii="Arial" w:cs="Arial" w:eastAsia="Arial" w:hAnsi="Arial"/>
+          <w:color w:val="333333"/>
+          <w:sz w:val="1900"/>
+          <w:szCs w:val="1900"/>
+        </w:rPr>
+      </w:pPr>
+      <w:r>
+        <w:t xml:space="preserve">PSI = symmetric KL, preferred for drift treating old/new equally.</w:t>
+      </w:r>
+    </w:p>
+    <w:p>
+      <w:pPr>
+        <w:spacing w:after="80"/>
+        <w:rPr>
+          <w:rFonts w:ascii="Arial" w:cs="Arial" w:eastAsia="Arial" w:hAnsi="Arial"/>
+          <w:b/>
+          <w:bCs/>
+          <w:color w:val="1B365D"/>
+          <w:sz w:val="2000"/>
+          <w:szCs w:val="2000"/>
+        </w:rPr>
+      </w:pPr>
+      <w:r>
+        <w:t xml:space="preserve">Q54: Credit A/B test?</w:t>
+      </w:r>
+    </w:p>
+    <w:p>
+      <w:pPr>
+        <w:spacing w:after="80"/>
+        <w:rPr>
+          <w:rFonts w:ascii="Arial" w:cs="Arial" w:eastAsia="Arial" w:hAnsi="Arial"/>
+          <w:b/>
+          <w:bCs/>
+          <w:color w:val="4CAF50"/>
+          <w:sz w:val="1900"/>
+          <w:szCs w:val="1900"/>
+        </w:rPr>
+      </w:pPr>
+      <w:r>
+        <w:t xml:space="preserve">Answer: A</w:t>
+      </w:r>
+    </w:p>
+    <w:p>
+      <w:pPr>
+        <w:spacing w:after="200"/>
+        <w:rPr>
+          <w:rFonts w:ascii="Arial" w:cs="Arial" w:eastAsia="Arial" w:hAnsi="Arial"/>
+          <w:color w:val="333333"/>
+          <w:sz w:val="1900"/>
+          <w:szCs w:val="1900"/>
+        </w:rPr>
+      </w:pPr>
+      <w:r>
+        <w:t xml:space="preserve">Randomize customer level, sufficient power, ≥2 weeks for business cycles.</w:t>
+      </w:r>
+    </w:p>
+    <w:p>
+      <w:pPr>
+        <w:spacing w:after="80"/>
+        <w:rPr>
+          <w:rFonts w:ascii="Arial" w:cs="Arial" w:eastAsia="Arial" w:hAnsi="Arial"/>
+          <w:b/>
+          <w:bCs/>
+          <w:color w:val="1B365D"/>
+          <w:sz w:val="2000"/>
+          <w:szCs w:val="2000"/>
+        </w:rPr>
+      </w:pPr>
+      <w:r>
+        <w:t xml:space="preserve">Q55: CI/CD validation gate?</w:t>
+      </w:r>
+    </w:p>
+    <w:p>
+      <w:pPr>
+        <w:spacing w:after="80"/>
+        <w:rPr>
+          <w:rFonts w:ascii="Arial" w:cs="Arial" w:eastAsia="Arial" w:hAnsi="Arial"/>
+          <w:b/>
+          <w:bCs/>
+          <w:color w:val="4CAF50"/>
+          <w:sz w:val="1900"/>
+          <w:szCs w:val="1900"/>
+        </w:rPr>
+      </w:pPr>
+      <w:r>
+        <w:t>Answer: D</w:t>
+      </w:r>
+    </w:p>
+    <w:p>
+      <w:pPr>
+        <w:spacing w:after="200"/>
+        <w:rPr>
+          <w:rFonts w:ascii="Arial" w:cs="Arial" w:eastAsia="Arial" w:hAnsi="Arial"/>
+          <w:color w:val="333333"/>
+          <w:sz w:val="1900"/>
+          <w:szCs w:val="1900"/>
+        </w:rPr>
+      </w:pPr>
+      <w:r>
+        <w:t xml:space="preserve">Automated gates: accuracy, regulatory, drift checks, security. Failures block merge.</w:t>
+      </w:r>
+    </w:p>
+    <w:p>
+      <w:pPr>
+        <w:spacing w:after="80"/>
+        <w:rPr>
+          <w:rFonts w:ascii="Arial" w:cs="Arial" w:eastAsia="Arial" w:hAnsi="Arial"/>
+          <w:b/>
+          <w:bCs/>
+          <w:color w:val="1B365D"/>
+          <w:sz w:val="2000"/>
+          <w:szCs w:val="2000"/>
+        </w:rPr>
+      </w:pPr>
+      <w:r>
+        <w:t xml:space="preserve">Q56: Kubernetes serving?</w:t>
       </w:r>
     </w:p>
     <w:p>
@@ -2521,190 +2705,6 @@
         </w:rPr>
       </w:pPr>
       <w:r>
-        <w:t xml:space="preserve">PSI &gt;0.25 signals drift requiring investigation/retrain.</w:t>
-      </w:r>
-    </w:p>
-    <w:p>
-      <w:pPr>
-        <w:spacing w:after="80"/>
-        <w:rPr>
-          <w:rFonts w:ascii="Arial" w:cs="Arial" w:eastAsia="Arial" w:hAnsi="Arial"/>
-          <w:b/>
-          <w:bCs/>
-          <w:color w:val="1B365D"/>
-          <w:sz w:val="2000"/>
-          <w:szCs w:val="2000"/>
-        </w:rPr>
-      </w:pPr>
-      <w:r>
-        <w:t xml:space="preserve">Q53: KL vs PSI?</w:t>
-      </w:r>
-    </w:p>
-    <w:p>
-      <w:pPr>
-        <w:spacing w:after="80"/>
-        <w:rPr>
-          <w:rFonts w:ascii="Arial" w:cs="Arial" w:eastAsia="Arial" w:hAnsi="Arial"/>
-          <w:b/>
-          <w:bCs/>
-          <w:color w:val="4CAF50"/>
-          <w:sz w:val="1900"/>
-          <w:szCs w:val="1900"/>
-        </w:rPr>
-      </w:pPr>
-      <w:r>
-        <w:t xml:space="preserve">Answer: B</w:t>
-      </w:r>
-    </w:p>
-    <w:p>
-      <w:pPr>
-        <w:spacing w:after="200"/>
-        <w:rPr>
-          <w:rFonts w:ascii="Arial" w:cs="Arial" w:eastAsia="Arial" w:hAnsi="Arial"/>
-          <w:color w:val="333333"/>
-          <w:sz w:val="1900"/>
-          <w:szCs w:val="1900"/>
-        </w:rPr>
-      </w:pPr>
-      <w:r>
-        <w:t xml:space="preserve">PSI = symmetric KL, preferred for drift treating old/new equally.</w:t>
-      </w:r>
-    </w:p>
-    <w:p>
-      <w:pPr>
-        <w:spacing w:after="80"/>
-        <w:rPr>
-          <w:rFonts w:ascii="Arial" w:cs="Arial" w:eastAsia="Arial" w:hAnsi="Arial"/>
-          <w:b/>
-          <w:bCs/>
-          <w:color w:val="1B365D"/>
-          <w:sz w:val="2000"/>
-          <w:szCs w:val="2000"/>
-        </w:rPr>
-      </w:pPr>
-      <w:r>
-        <w:t xml:space="preserve">Q54: Credit A/B test?</w:t>
-      </w:r>
-    </w:p>
-    <w:p>
-      <w:pPr>
-        <w:spacing w:after="80"/>
-        <w:rPr>
-          <w:rFonts w:ascii="Arial" w:cs="Arial" w:eastAsia="Arial" w:hAnsi="Arial"/>
-          <w:b/>
-          <w:bCs/>
-          <w:color w:val="4CAF50"/>
-          <w:sz w:val="1900"/>
-          <w:szCs w:val="1900"/>
-        </w:rPr>
-      </w:pPr>
-      <w:r>
-        <w:t xml:space="preserve">Answer: A</w:t>
-      </w:r>
-    </w:p>
-    <w:p>
-      <w:pPr>
-        <w:spacing w:after="200"/>
-        <w:rPr>
-          <w:rFonts w:ascii="Arial" w:cs="Arial" w:eastAsia="Arial" w:hAnsi="Arial"/>
-          <w:color w:val="333333"/>
-          <w:sz w:val="1900"/>
-          <w:szCs w:val="1900"/>
-        </w:rPr>
-      </w:pPr>
-      <w:r>
-        <w:t xml:space="preserve">Randomize customer level, sufficient power, ≥2 weeks for business cycles.</w:t>
-      </w:r>
-    </w:p>
-    <w:p>
-      <w:pPr>
-        <w:spacing w:after="80"/>
-        <w:rPr>
-          <w:rFonts w:ascii="Arial" w:cs="Arial" w:eastAsia="Arial" w:hAnsi="Arial"/>
-          <w:b/>
-          <w:bCs/>
-          <w:color w:val="1B365D"/>
-          <w:sz w:val="2000"/>
-          <w:szCs w:val="2000"/>
-        </w:rPr>
-      </w:pPr>
-      <w:r>
-        <w:t xml:space="preserve">Q55: CI/CD validation gate?</w:t>
-      </w:r>
-    </w:p>
-    <w:p>
-      <w:pPr>
-        <w:spacing w:after="80"/>
-        <w:rPr>
-          <w:rFonts w:ascii="Arial" w:cs="Arial" w:eastAsia="Arial" w:hAnsi="Arial"/>
-          <w:b/>
-          <w:bCs/>
-          <w:color w:val="4CAF50"/>
-          <w:sz w:val="1900"/>
-          <w:szCs w:val="1900"/>
-        </w:rPr>
-      </w:pPr>
-      <w:r>
-        <w:t xml:space="preserve">Answer: B</w:t>
-      </w:r>
-    </w:p>
-    <w:p>
-      <w:pPr>
-        <w:spacing w:after="200"/>
-        <w:rPr>
-          <w:rFonts w:ascii="Arial" w:cs="Arial" w:eastAsia="Arial" w:hAnsi="Arial"/>
-          <w:color w:val="333333"/>
-          <w:sz w:val="1900"/>
-          <w:szCs w:val="1900"/>
-        </w:rPr>
-      </w:pPr>
-      <w:r>
-        <w:t xml:space="preserve">Automated gates: accuracy, regulatory, drift checks, security. Failures block merge.</w:t>
-      </w:r>
-    </w:p>
-    <w:p>
-      <w:pPr>
-        <w:spacing w:after="80"/>
-        <w:rPr>
-          <w:rFonts w:ascii="Arial" w:cs="Arial" w:eastAsia="Arial" w:hAnsi="Arial"/>
-          <w:b/>
-          <w:bCs/>
-          <w:color w:val="1B365D"/>
-          <w:sz w:val="2000"/>
-          <w:szCs w:val="2000"/>
-        </w:rPr>
-      </w:pPr>
-      <w:r>
-        <w:t xml:space="preserve">Q56: Kubernetes serving?</w:t>
-      </w:r>
-    </w:p>
-    <w:p>
-      <w:pPr>
-        <w:spacing w:after="80"/>
-        <w:rPr>
-          <w:rFonts w:ascii="Arial" w:cs="Arial" w:eastAsia="Arial" w:hAnsi="Arial"/>
-          <w:b/>
-          <w:bCs/>
-          <w:color w:val="4CAF50"/>
-          <w:sz w:val="1900"/>
-          <w:szCs w:val="1900"/>
-        </w:rPr>
-      </w:pPr>
-      <w:r>
-        <w:t xml:space="preserve">Answer: B</w:t>
-      </w:r>
-    </w:p>
-    <w:p>
-      <w:pPr>
-        <w:spacing w:after="200"/>
-        <w:rPr>
-          <w:rFonts w:ascii="Arial" w:cs="Arial" w:eastAsia="Arial" w:hAnsi="Arial"/>
-          <w:color w:val="333333"/>
-          <w:sz w:val="1900"/>
-          <w:szCs w:val="1900"/>
-        </w:rPr>
-      </w:pPr>
-      <w:r>
         <w:t xml:space="preserve">Auto-scaling, self-healing, rolling updates zero downtime, service discovery.</w:t>
       </w:r>
     </w:p>
@@ -2737,7 +2737,7 @@
         </w:rPr>
       </w:pPr>
       <w:r>
-        <w:t xml:space="preserve">Answer: B</w:t>
+        <w:t>Answer: A</w:t>
       </w:r>
     </w:p>
     <w:p>
@@ -2783,7 +2783,7 @@
         </w:rPr>
       </w:pPr>
       <w:r>
-        <w:t xml:space="preserve">Answer: B</w:t>
+        <w:t>Answer: D</w:t>
       </w:r>
     </w:p>
     <w:p>
@@ -2829,7 +2829,7 @@
         </w:rPr>
       </w:pPr>
       <w:r>
-        <w:t xml:space="preserve">Answer: B</w:t>
+        <w:t>Answer: C</w:t>
       </w:r>
     </w:p>
     <w:p>
@@ -3635,6 +3635,12 @@
       </w:r>
     </w:p>
     <w:sectPr>
+      <w:headerReference w:type="default" r:id="rId7"/>
+      <w:footerReference w:type="default" r:id="rId8"/>
+      <w:headerReference w:type="first" r:id="rId9"/>
+      <w:footerReference w:type="first" r:id="rId10"/>
+      <w:headerReference w:type="even" r:id="rId11"/>
+      <w:footerReference w:type="even" r:id="rId12"/>
       <w:pgSz w:w="11906" w:h="16838" w:orient="portrait"/>
       <w:pgMar w:top="1440" w:right="1440" w:bottom="1440" w:left="1440" w:header="708" w:footer="708" w:gutter="0"/>
       <w:pgNumType/>
@@ -3648,6 +3654,36 @@
 <w:comments xmlns:cx="http://schemas.microsoft.com/office/drawing/2014/chartex" xmlns:cx1="http://schemas.microsoft.com/office/drawing/2015/9/8/chartex" xmlns:cx2="http://schemas.microsoft.com/office/drawing/2015/10/21/chartex" xmlns:cx3="http://schemas.microsoft.com/office/drawing/2016/5/9/chartex" xmlns:cx4="http://schemas.microsoft.com/office/drawing/2016/5/10/chartex" xmlns:cx5="http://schemas.microsoft.com/office/drawing/2016/5/11/chartex" xmlns:cx6="http://schemas.microsoft.com/office/drawing/2016/5/12/chartex" xmlns:cx7="http://schemas.microsoft.com/office/drawing/2016/5/13/chartex" xmlns:cx8="http://schemas.microsoft.com/office/drawing/2016/5/14/chartex" xmlns:mc="http://schemas.openxmlformats.org/markup-compatibility/2006" xmlns:aink="http://schemas.microsoft.com/office/drawing/2016/ink" xmlns:am3d="http://schemas.microsoft.com/office/drawing/2017/model3d" xmlns:o="urn:schemas-microsoft-com:office:office" xmlns:r="http://schemas.openxmlformats.org/officeDocument/2006/relationships" xmlns:m="http://schemas.openxmlformats.org/officeDocument/2006/math" xmlns:v="urn:schemas-microsoft-com:vml" xmlns:wp14="http://schemas.microsoft.com/office/word/2010/wordprocessingDrawing" xmlns:wp="http://schemas.openxmlformats.org/drawingml/2006/wordprocessingDrawing" xmlns:w10="urn:schemas-microsoft-com:office:word" xmlns:w="http://schemas.openxmlformats.org/wordprocessingml/2006/main" xmlns:w14="http://schemas.microsoft.com/office/word/2010/wordml" xmlns:w15="http://schemas.microsoft.com/office/word/2012/wordml" xmlns:w16cex="http://schemas.microsoft.com/office/word/2018/wordml/cex" xmlns:w16cid="http://schemas.microsoft.com/office/word/2016/wordml/cid" xmlns:w16="http://schemas.microsoft.com/office/word/2018/wordml" xmlns:w16sdtdh="http://schemas.microsoft.com/office/word/2020/wordml/sdtdatahash" xmlns:w16se="http://schemas.microsoft.com/office/word/2015/wordml/symex" xmlns:wpg="http://schemas.microsoft.com/office/word/2010/wordprocessingGroup" xmlns:wpi="http://schemas.microsoft.com/office/word/2010/wordprocessingInk" xmlns:wne="http://schemas.microsoft.com/office/word/2006/wordml" xmlns:wps="http://schemas.microsoft.com/office/word/2010/wordprocessingShape"/>
 </file>
 
+<file path=word/footer1.xml><?xml version="1.0" encoding="utf-8"?>
+<w:ftr xmlns:m="http://schemas.openxmlformats.org/officeDocument/2006/math" xmlns:mc="http://schemas.openxmlformats.org/markup-compatibility/2006" xmlns:mo="http://schemas.microsoft.com/office/mac/office/2008/main" xmlns:mv="urn:schemas-microsoft-com:mac:vml" xmlns:o="urn:schemas-microsoft-com:office:office" xmlns:r="http://schemas.openxmlformats.org/officeDocument/2006/relationships" xmlns:v="urn:schemas-microsoft-com:vml" xmlns:w10="urn:schemas-microsoft-com:office:word" xmlns:w14="http://schemas.microsoft.com/office/word/2010/wordml" xmlns:w="http://schemas.openxmlformats.org/wordprocessingml/2006/main" xmlns:wne="http://schemas.microsoft.com/office/word/2006/wordml" xmlns:wp14="http://schemas.microsoft.com/office/word/2010/wordprocessingDrawing" xmlns:wp="http://schemas.openxmlformats.org/drawingml/2006/wordprocessingDrawing" xmlns:wpc="http://schemas.microsoft.com/office/word/2010/wordprocessingCanvas" xmlns:wpg="http://schemas.microsoft.com/office/word/2010/wordprocessingGroup" xmlns:wpi="http://schemas.microsoft.com/office/word/2010/wordprocessingInk" xmlns:wps="http://schemas.microsoft.com/office/word/2010/wordprocessingShape" mc:Ignorable="w14 wp14">
+  <w:p>
+    <w:pPr>
+      <w:pStyle w:val="Footer"/>
+    </w:pPr>
+  </w:p>
+</w:ftr>
+</file>
+
+<file path=word/footer2.xml><?xml version="1.0" encoding="utf-8"?>
+<w:ftr xmlns:m="http://schemas.openxmlformats.org/officeDocument/2006/math" xmlns:mc="http://schemas.openxmlformats.org/markup-compatibility/2006" xmlns:mo="http://schemas.microsoft.com/office/mac/office/2008/main" xmlns:mv="urn:schemas-microsoft-com:mac:vml" xmlns:o="urn:schemas-microsoft-com:office:office" xmlns:r="http://schemas.openxmlformats.org/officeDocument/2006/relationships" xmlns:v="urn:schemas-microsoft-com:vml" xmlns:w10="urn:schemas-microsoft-com:office:word" xmlns:w14="http://schemas.microsoft.com/office/word/2010/wordml" xmlns:w="http://schemas.openxmlformats.org/wordprocessingml/2006/main" xmlns:wne="http://schemas.microsoft.com/office/word/2006/wordml" xmlns:wp14="http://schemas.microsoft.com/office/word/2010/wordprocessingDrawing" xmlns:wp="http://schemas.openxmlformats.org/drawingml/2006/wordprocessingDrawing" xmlns:wpc="http://schemas.microsoft.com/office/word/2010/wordprocessingCanvas" xmlns:wpg="http://schemas.microsoft.com/office/word/2010/wordprocessingGroup" xmlns:wpi="http://schemas.microsoft.com/office/word/2010/wordprocessingInk" xmlns:wps="http://schemas.microsoft.com/office/word/2010/wordprocessingShape" mc:Ignorable="w14 wp14">
+  <w:p>
+    <w:pPr>
+      <w:pStyle w:val="Footer"/>
+    </w:pPr>
+  </w:p>
+</w:ftr>
+</file>
+
+<file path=word/footer3.xml><?xml version="1.0" encoding="utf-8"?>
+<w:ftr xmlns:m="http://schemas.openxmlformats.org/officeDocument/2006/math" xmlns:mc="http://schemas.openxmlformats.org/markup-compatibility/2006" xmlns:mo="http://schemas.microsoft.com/office/mac/office/2008/main" xmlns:mv="urn:schemas-microsoft-com:mac:vml" xmlns:o="urn:schemas-microsoft-com:office:office" xmlns:r="http://schemas.openxmlformats.org/officeDocument/2006/relationships" xmlns:v="urn:schemas-microsoft-com:vml" xmlns:w10="urn:schemas-microsoft-com:office:word" xmlns:w14="http://schemas.microsoft.com/office/word/2010/wordml" xmlns:w="http://schemas.openxmlformats.org/wordprocessingml/2006/main" xmlns:wne="http://schemas.microsoft.com/office/word/2006/wordml" xmlns:wp14="http://schemas.microsoft.com/office/word/2010/wordprocessingDrawing" xmlns:wp="http://schemas.openxmlformats.org/drawingml/2006/wordprocessingDrawing" xmlns:wpc="http://schemas.microsoft.com/office/word/2010/wordprocessingCanvas" xmlns:wpg="http://schemas.microsoft.com/office/word/2010/wordprocessingGroup" xmlns:wpi="http://schemas.microsoft.com/office/word/2010/wordprocessingInk" xmlns:wps="http://schemas.microsoft.com/office/word/2010/wordprocessingShape" mc:Ignorable="w14 wp14">
+  <w:p>
+    <w:pPr>
+      <w:pStyle w:val="Footer"/>
+    </w:pPr>
+  </w:p>
+</w:ftr>
+</file>
+
 <file path=word/footnotes.xml><?xml version="1.0" encoding="utf-8"?>
 <w:footnotes xmlns:wpc="http://schemas.microsoft.com/office/word/2010/wordprocessingCanvas" xmlns:mc="http://schemas.openxmlformats.org/markup-compatibility/2006" xmlns:o="urn:schemas-microsoft-com:office:office" xmlns:r="http://schemas.openxmlformats.org/officeDocument/2006/relationships" xmlns:m="http://schemas.openxmlformats.org/officeDocument/2006/math" xmlns:v="urn:schemas-microsoft-com:vml" xmlns:wp14="http://schemas.microsoft.com/office/word/2010/wordprocessingDrawing" xmlns:wp="http://schemas.openxmlformats.org/drawingml/2006/wordprocessingDrawing" xmlns:w10="urn:schemas-microsoft-com:office:word" xmlns:w="http://schemas.openxmlformats.org/wordprocessingml/2006/main" xmlns:w14="http://schemas.microsoft.com/office/word/2010/wordml" xmlns:w15="http://schemas.microsoft.com/office/word/2012/wordml" xmlns:wpg="http://schemas.microsoft.com/office/word/2010/wordprocessingGroup" xmlns:wpi="http://schemas.microsoft.com/office/word/2010/wordprocessingInk" xmlns:wne="http://schemas.microsoft.com/office/word/2006/wordml" xmlns:wps="http://schemas.microsoft.com/office/word/2010/wordprocessingShape" mc:Ignorable="w14 w15 wp14">
   <w:footnote w:type="separator" w:id="-1">
@@ -3683,6 +3719,36 @@
     </w:p>
   </w:footnote>
 </w:footnotes>
+</file>
+
+<file path=word/header1.xml><?xml version="1.0" encoding="utf-8"?>
+<w:hdr xmlns:m="http://schemas.openxmlformats.org/officeDocument/2006/math" xmlns:mc="http://schemas.openxmlformats.org/markup-compatibility/2006" xmlns:mo="http://schemas.microsoft.com/office/mac/office/2008/main" xmlns:mv="urn:schemas-microsoft-com:mac:vml" xmlns:o="urn:schemas-microsoft-com:office:office" xmlns:r="http://schemas.openxmlformats.org/officeDocument/2006/relationships" xmlns:v="urn:schemas-microsoft-com:vml" xmlns:w10="urn:schemas-microsoft-com:office:word" xmlns:w14="http://schemas.microsoft.com/office/word/2010/wordml" xmlns:w="http://schemas.openxmlformats.org/wordprocessingml/2006/main" xmlns:wne="http://schemas.microsoft.com/office/word/2006/wordml" xmlns:wp14="http://schemas.microsoft.com/office/word/2010/wordprocessingDrawing" xmlns:wp="http://schemas.openxmlformats.org/drawingml/2006/wordprocessingDrawing" xmlns:wpc="http://schemas.microsoft.com/office/word/2010/wordprocessingCanvas" xmlns:wpg="http://schemas.microsoft.com/office/word/2010/wordprocessingGroup" xmlns:wpi="http://schemas.microsoft.com/office/word/2010/wordprocessingInk" xmlns:wps="http://schemas.microsoft.com/office/word/2010/wordprocessingShape" mc:Ignorable="w14 wp14">
+  <w:p>
+    <w:pPr>
+      <w:pStyle w:val="Header"/>
+    </w:pPr>
+  </w:p>
+</w:hdr>
+</file>
+
+<file path=word/header2.xml><?xml version="1.0" encoding="utf-8"?>
+<w:hdr xmlns:m="http://schemas.openxmlformats.org/officeDocument/2006/math" xmlns:mc="http://schemas.openxmlformats.org/markup-compatibility/2006" xmlns:mo="http://schemas.microsoft.com/office/mac/office/2008/main" xmlns:mv="urn:schemas-microsoft-com:mac:vml" xmlns:o="urn:schemas-microsoft-com:office:office" xmlns:r="http://schemas.openxmlformats.org/officeDocument/2006/relationships" xmlns:v="urn:schemas-microsoft-com:vml" xmlns:w10="urn:schemas-microsoft-com:office:word" xmlns:w14="http://schemas.microsoft.com/office/word/2010/wordml" xmlns:w="http://schemas.openxmlformats.org/wordprocessingml/2006/main" xmlns:wne="http://schemas.microsoft.com/office/word/2006/wordml" xmlns:wp14="http://schemas.microsoft.com/office/word/2010/wordprocessingDrawing" xmlns:wp="http://schemas.openxmlformats.org/drawingml/2006/wordprocessingDrawing" xmlns:wpc="http://schemas.microsoft.com/office/word/2010/wordprocessingCanvas" xmlns:wpg="http://schemas.microsoft.com/office/word/2010/wordprocessingGroup" xmlns:wpi="http://schemas.microsoft.com/office/word/2010/wordprocessingInk" xmlns:wps="http://schemas.microsoft.com/office/word/2010/wordprocessingShape" mc:Ignorable="w14 wp14">
+  <w:p>
+    <w:pPr>
+      <w:pStyle w:val="Header"/>
+    </w:pPr>
+  </w:p>
+</w:hdr>
+</file>
+
+<file path=word/header3.xml><?xml version="1.0" encoding="utf-8"?>
+<w:hdr xmlns:m="http://schemas.openxmlformats.org/officeDocument/2006/math" xmlns:mc="http://schemas.openxmlformats.org/markup-compatibility/2006" xmlns:mo="http://schemas.microsoft.com/office/mac/office/2008/main" xmlns:mv="urn:schemas-microsoft-com:mac:vml" xmlns:o="urn:schemas-microsoft-com:office:office" xmlns:r="http://schemas.openxmlformats.org/officeDocument/2006/relationships" xmlns:v="urn:schemas-microsoft-com:vml" xmlns:w10="urn:schemas-microsoft-com:office:word" xmlns:w14="http://schemas.microsoft.com/office/word/2010/wordml" xmlns:w="http://schemas.openxmlformats.org/wordprocessingml/2006/main" xmlns:wne="http://schemas.microsoft.com/office/word/2006/wordml" xmlns:wp14="http://schemas.microsoft.com/office/word/2010/wordprocessingDrawing" xmlns:wp="http://schemas.openxmlformats.org/drawingml/2006/wordprocessingDrawing" xmlns:wpc="http://schemas.microsoft.com/office/word/2010/wordprocessingCanvas" xmlns:wpg="http://schemas.microsoft.com/office/word/2010/wordprocessingGroup" xmlns:wpi="http://schemas.microsoft.com/office/word/2010/wordprocessingInk" xmlns:wps="http://schemas.microsoft.com/office/word/2010/wordprocessingShape" mc:Ignorable="w14 wp14">
+  <w:p>
+    <w:pPr>
+      <w:pStyle w:val="Header"/>
+    </w:pPr>
+  </w:p>
+</w:hdr>
 </file>
 
 <file path=word/numbering.xml><?xml version="1.0" encoding="utf-8"?>

--- a/AI_for_Finance_Course/Certification_Test/AI_for_Finance_Certification_Exam_Solution.docx
+++ b/AI_for_Finance_Course/Certification_Test/AI_for_Finance_Certification_Exam_Solution.docx
@@ -32,7 +32,7 @@
         </w:rPr>
       </w:pPr>
       <w:r>
-        <w:t>PCAP Certification: Answer Key</w:t>
+        <w:t>PCAIP Certification: Answer Key</w:t>
       </w:r>
     </w:p>
     <w:p>
